--- a/7_KI-Basismodule/KI-B4/KI-B4.2.1_Vorlage-Tabelle.docx
+++ b/7_KI-Basismodule/KI-B4/KI-B4.2.1_Vorlage-Tabelle.docx
@@ -1,6 +1,6 @@
 
 <file path=word/document.xml><?xml version="1.0" encoding="utf-8"?>
-<w:document xmlns:wpc="http://schemas.microsoft.com/office/word/2010/wordprocessingCanvas" xmlns:cx="http://schemas.microsoft.com/office/drawing/2014/chartex" xmlns:cx1="http://schemas.microsoft.com/office/drawing/2015/9/8/chartex" xmlns:cx2="http://schemas.microsoft.com/office/drawing/2015/10/21/chartex" xmlns:cx3="http://schemas.microsoft.com/office/drawing/2016/5/9/chartex" xmlns:cx4="http://schemas.microsoft.com/office/drawing/2016/5/10/chartex" xmlns:cx5="http://schemas.microsoft.com/office/drawing/2016/5/11/chartex" xmlns:cx6="http://schemas.microsoft.com/office/drawing/2016/5/12/chartex" xmlns:cx7="http://schemas.microsoft.com/office/drawing/2016/5/13/chartex" xmlns:cx8="http://schemas.microsoft.com/office/drawing/2016/5/14/chartex" xmlns:mc="http://schemas.openxmlformats.org/markup-compatibility/2006" xmlns:aink="http://schemas.microsoft.com/office/drawing/2016/ink" xmlns:am3d="http://schemas.microsoft.com/office/drawing/2017/model3d" xmlns:o="urn:schemas-microsoft-com:office:office" xmlns:r="http://schemas.openxmlformats.org/officeDocument/2006/relationships" xmlns:m="http://schemas.openxmlformats.org/officeDocument/2006/math" xmlns:v="urn:schemas-microsoft-com:vml" xmlns:wp14="http://schemas.microsoft.com/office/word/2010/wordprocessingDrawing" xmlns:wp="http://schemas.openxmlformats.org/drawingml/2006/wordprocessingDrawing" xmlns:w10="urn:schemas-microsoft-com:office:word" xmlns:w="http://schemas.openxmlformats.org/wordprocessingml/2006/main" xmlns:w14="http://schemas.microsoft.com/office/word/2010/wordml" xmlns:w15="http://schemas.microsoft.com/office/word/2012/wordml" xmlns:w16cex="http://schemas.microsoft.com/office/word/2018/wordml/cex" xmlns:w16cid="http://schemas.microsoft.com/office/word/2016/wordml/cid" xmlns:w16="http://schemas.microsoft.com/office/word/2018/wordml" xmlns:w16sdtdh="http://schemas.microsoft.com/office/word/2020/wordml/sdtdatahash" xmlns:w16se="http://schemas.microsoft.com/office/word/2015/wordml/symex" xmlns:wpg="http://schemas.microsoft.com/office/word/2010/wordprocessingGroup" xmlns:wpi="http://schemas.microsoft.com/office/word/2010/wordprocessingInk" xmlns:wne="http://schemas.microsoft.com/office/word/2006/wordml" xmlns:wps="http://schemas.microsoft.com/office/word/2010/wordprocessingShape" mc:Ignorable="w14 w15 w16se w16cid w16 w16cex w16sdtdh wp14">
+<w:document xmlns:wpc="http://schemas.microsoft.com/office/word/2010/wordprocessingCanvas" xmlns:cx="http://schemas.microsoft.com/office/drawing/2014/chartex" xmlns:cx1="http://schemas.microsoft.com/office/drawing/2015/9/8/chartex" xmlns:cx2="http://schemas.microsoft.com/office/drawing/2015/10/21/chartex" xmlns:cx3="http://schemas.microsoft.com/office/drawing/2016/5/9/chartex" xmlns:cx4="http://schemas.microsoft.com/office/drawing/2016/5/10/chartex" xmlns:cx5="http://schemas.microsoft.com/office/drawing/2016/5/11/chartex" xmlns:cx6="http://schemas.microsoft.com/office/drawing/2016/5/12/chartex" xmlns:cx7="http://schemas.microsoft.com/office/drawing/2016/5/13/chartex" xmlns:cx8="http://schemas.microsoft.com/office/drawing/2016/5/14/chartex" xmlns:mc="http://schemas.openxmlformats.org/markup-compatibility/2006" xmlns:aink="http://schemas.microsoft.com/office/drawing/2016/ink" xmlns:am3d="http://schemas.microsoft.com/office/drawing/2017/model3d" xmlns:o="urn:schemas-microsoft-com:office:office" xmlns:oel="http://schemas.microsoft.com/office/2019/extlst" xmlns:r="http://schemas.openxmlformats.org/officeDocument/2006/relationships" xmlns:m="http://schemas.openxmlformats.org/officeDocument/2006/math" xmlns:v="urn:schemas-microsoft-com:vml" xmlns:wp14="http://schemas.microsoft.com/office/word/2010/wordprocessingDrawing" xmlns:wp="http://schemas.openxmlformats.org/drawingml/2006/wordprocessingDrawing" xmlns:w10="urn:schemas-microsoft-com:office:word" xmlns:w="http://schemas.openxmlformats.org/wordprocessingml/2006/main" xmlns:w14="http://schemas.microsoft.com/office/word/2010/wordml" xmlns:w15="http://schemas.microsoft.com/office/word/2012/wordml" xmlns:w16cex="http://schemas.microsoft.com/office/word/2018/wordml/cex" xmlns:w16cid="http://schemas.microsoft.com/office/word/2016/wordml/cid" xmlns:w16="http://schemas.microsoft.com/office/word/2018/wordml" xmlns:w16sdtdh="http://schemas.microsoft.com/office/word/2020/wordml/sdtdatahash" xmlns:w16se="http://schemas.microsoft.com/office/word/2015/wordml/symex" xmlns:wpg="http://schemas.microsoft.com/office/word/2010/wordprocessingGroup" xmlns:wpi="http://schemas.microsoft.com/office/word/2010/wordprocessingInk" xmlns:wne="http://schemas.microsoft.com/office/word/2006/wordml" xmlns:wps="http://schemas.microsoft.com/office/word/2010/wordprocessingShape" mc:Ignorable="w14 w15 w16se w16cid w16 w16cex w16sdtdh wp14">
   <w:body>
     <w:p>
       <w:pPr>
@@ -131,6 +131,7 @@
                                 <w:szCs w:val="28"/>
                               </w:rPr>
                             </w:pPr>
+                            <w:proofErr w:type="spellStart"/>
                             <w:r>
                               <w:rPr>
                                 <w:b/>
@@ -138,8 +139,49 @@
                                 <w:sz w:val="28"/>
                                 <w:szCs w:val="28"/>
                               </w:rPr>
-                              <w:t>Kodierung der Merkmale der Äffchen</w:t>
-                            </w:r>
+                              <w:t>Kodierung</w:t>
+                            </w:r>
+                            <w:proofErr w:type="spellEnd"/>
+                            <w:r>
+                              <w:rPr>
+                                <w:b/>
+                                <w:bCs/>
+                                <w:sz w:val="28"/>
+                                <w:szCs w:val="28"/>
+                              </w:rPr>
+                              <w:t xml:space="preserve"> der </w:t>
+                            </w:r>
+                            <w:proofErr w:type="spellStart"/>
+                            <w:r>
+                              <w:rPr>
+                                <w:b/>
+                                <w:bCs/>
+                                <w:sz w:val="28"/>
+                                <w:szCs w:val="28"/>
+                              </w:rPr>
+                              <w:t>Merkmale</w:t>
+                            </w:r>
+                            <w:proofErr w:type="spellEnd"/>
+                            <w:r>
+                              <w:rPr>
+                                <w:b/>
+                                <w:bCs/>
+                                <w:sz w:val="28"/>
+                                <w:szCs w:val="28"/>
+                              </w:rPr>
+                              <w:t xml:space="preserve"> der </w:t>
+                            </w:r>
+                            <w:proofErr w:type="spellStart"/>
+                            <w:r>
+                              <w:rPr>
+                                <w:b/>
+                                <w:bCs/>
+                                <w:sz w:val="28"/>
+                                <w:szCs w:val="28"/>
+                              </w:rPr>
+                              <w:t>Äffchen</w:t>
+                            </w:r>
+                            <w:proofErr w:type="spellEnd"/>
                             <w:r>
                               <w:rPr>
                                 <w:b/>
@@ -155,7 +197,87 @@
                               <w:spacing w:line="288" w:lineRule="auto"/>
                             </w:pPr>
                             <w:r>
-                              <w:t>Um die Äffchen mithilfe des Computers klassifizieren zu können, wird eine geeignete Kodierung benötigt.</w:t>
+                              <w:t xml:space="preserve">Um die </w:t>
+                            </w:r>
+                            <w:proofErr w:type="spellStart"/>
+                            <w:r>
+                              <w:t>Äffchen</w:t>
+                            </w:r>
+                            <w:proofErr w:type="spellEnd"/>
+                            <w:r>
+                              <w:t xml:space="preserve"> </w:t>
+                            </w:r>
+                            <w:proofErr w:type="spellStart"/>
+                            <w:r>
+                              <w:t>mithilfe</w:t>
+                            </w:r>
+                            <w:proofErr w:type="spellEnd"/>
+                            <w:r>
+                              <w:t xml:space="preserve"> des Computers </w:t>
+                            </w:r>
+                            <w:proofErr w:type="spellStart"/>
+                            <w:r>
+                              <w:t>klassifizieren</w:t>
+                            </w:r>
+                            <w:proofErr w:type="spellEnd"/>
+                            <w:r>
+                              <w:t xml:space="preserve"> </w:t>
+                            </w:r>
+                            <w:proofErr w:type="spellStart"/>
+                            <w:r>
+                              <w:t>zu</w:t>
+                            </w:r>
+                            <w:proofErr w:type="spellEnd"/>
+                            <w:r>
+                              <w:t xml:space="preserve"> </w:t>
+                            </w:r>
+                            <w:proofErr w:type="spellStart"/>
+                            <w:r>
+                              <w:t>können</w:t>
+                            </w:r>
+                            <w:proofErr w:type="spellEnd"/>
+                            <w:r>
+                              <w:t xml:space="preserve">, </w:t>
+                            </w:r>
+                            <w:proofErr w:type="spellStart"/>
+                            <w:r>
+                              <w:t>wird</w:t>
+                            </w:r>
+                            <w:proofErr w:type="spellEnd"/>
+                            <w:r>
+                              <w:t xml:space="preserve"> </w:t>
+                            </w:r>
+                            <w:proofErr w:type="spellStart"/>
+                            <w:r>
+                              <w:t>eine</w:t>
+                            </w:r>
+                            <w:proofErr w:type="spellEnd"/>
+                            <w:r>
+                              <w:t xml:space="preserve"> </w:t>
+                            </w:r>
+                            <w:proofErr w:type="spellStart"/>
+                            <w:r>
+                              <w:t>geeignete</w:t>
+                            </w:r>
+                            <w:proofErr w:type="spellEnd"/>
+                            <w:r>
+                              <w:t xml:space="preserve"> </w:t>
+                            </w:r>
+                            <w:proofErr w:type="spellStart"/>
+                            <w:r>
+                              <w:t>Kodierung</w:t>
+                            </w:r>
+                            <w:proofErr w:type="spellEnd"/>
+                            <w:r>
+                              <w:t xml:space="preserve"> </w:t>
+                            </w:r>
+                            <w:proofErr w:type="spellStart"/>
+                            <w:r>
+                              <w:t>benötigt</w:t>
+                            </w:r>
+                            <w:proofErr w:type="spellEnd"/>
+                            <w:r>
+                              <w:t>.</w:t>
                             </w:r>
                           </w:p>
                           <w:p>
@@ -167,8 +289,165 @@
                             <w:pPr>
                               <w:spacing w:line="288" w:lineRule="auto"/>
                             </w:pPr>
-                            <w:r>
-                              <w:t>Erstelle eine geeignete Kodierung für die drei gegebenen Äffchen. Suche dir dazu Merkmale aus, die die Äffchen eindeutig beschreiben und gib deren Ausprägungen für die drei Äffchen an.</w:t>
+                            <w:proofErr w:type="spellStart"/>
+                            <w:r>
+                              <w:t>Erstelle</w:t>
+                            </w:r>
+                            <w:proofErr w:type="spellEnd"/>
+                            <w:r>
+                              <w:t xml:space="preserve"> </w:t>
+                            </w:r>
+                            <w:proofErr w:type="spellStart"/>
+                            <w:r>
+                              <w:t>eine</w:t>
+                            </w:r>
+                            <w:proofErr w:type="spellEnd"/>
+                            <w:r>
+                              <w:t xml:space="preserve"> </w:t>
+                            </w:r>
+                            <w:proofErr w:type="spellStart"/>
+                            <w:r>
+                              <w:t>geeignete</w:t>
+                            </w:r>
+                            <w:proofErr w:type="spellEnd"/>
+                            <w:r>
+                              <w:t xml:space="preserve"> </w:t>
+                            </w:r>
+                            <w:proofErr w:type="spellStart"/>
+                            <w:r>
+                              <w:t>Kodierung</w:t>
+                            </w:r>
+                            <w:proofErr w:type="spellEnd"/>
+                            <w:r>
+                              <w:t xml:space="preserve"> für die </w:t>
+                            </w:r>
+                            <w:proofErr w:type="spellStart"/>
+                            <w:r>
+                              <w:t>drei</w:t>
+                            </w:r>
+                            <w:proofErr w:type="spellEnd"/>
+                            <w:r>
+                              <w:t xml:space="preserve"> </w:t>
+                            </w:r>
+                            <w:proofErr w:type="spellStart"/>
+                            <w:r>
+                              <w:t>gegebenen</w:t>
+                            </w:r>
+                            <w:proofErr w:type="spellEnd"/>
+                            <w:r>
+                              <w:t xml:space="preserve"> </w:t>
+                            </w:r>
+                            <w:proofErr w:type="spellStart"/>
+                            <w:r>
+                              <w:t>Äffchen</w:t>
+                            </w:r>
+                            <w:proofErr w:type="spellEnd"/>
+                            <w:r>
+                              <w:t xml:space="preserve">. </w:t>
+                            </w:r>
+                            <w:proofErr w:type="spellStart"/>
+                            <w:r>
+                              <w:t>Suche</w:t>
+                            </w:r>
+                            <w:proofErr w:type="spellEnd"/>
+                            <w:r>
+                              <w:t xml:space="preserve"> </w:t>
+                            </w:r>
+                            <w:proofErr w:type="spellStart"/>
+                            <w:r>
+                              <w:t>dir</w:t>
+                            </w:r>
+                            <w:proofErr w:type="spellEnd"/>
+                            <w:r>
+                              <w:t xml:space="preserve"> </w:t>
+                            </w:r>
+                            <w:proofErr w:type="spellStart"/>
+                            <w:r>
+                              <w:t>dazu</w:t>
+                            </w:r>
+                            <w:proofErr w:type="spellEnd"/>
+                            <w:r>
+                              <w:t xml:space="preserve"> </w:t>
+                            </w:r>
+                            <w:proofErr w:type="spellStart"/>
+                            <w:r>
+                              <w:t>Merkmale</w:t>
+                            </w:r>
+                            <w:proofErr w:type="spellEnd"/>
+                            <w:r>
+                              <w:t xml:space="preserve"> </w:t>
+                            </w:r>
+                            <w:proofErr w:type="spellStart"/>
+                            <w:r>
+                              <w:t>aus</w:t>
+                            </w:r>
+                            <w:proofErr w:type="spellEnd"/>
+                            <w:r>
+                              <w:t xml:space="preserve">, die </w:t>
+                            </w:r>
+                            <w:proofErr w:type="spellStart"/>
+                            <w:r>
+                              <w:t>die</w:t>
+                            </w:r>
+                            <w:proofErr w:type="spellEnd"/>
+                            <w:r>
+                              <w:t xml:space="preserve"> </w:t>
+                            </w:r>
+                            <w:proofErr w:type="spellStart"/>
+                            <w:r>
+                              <w:t>Äffchen</w:t>
+                            </w:r>
+                            <w:proofErr w:type="spellEnd"/>
+                            <w:r>
+                              <w:t xml:space="preserve"> </w:t>
+                            </w:r>
+                            <w:proofErr w:type="spellStart"/>
+                            <w:r>
+                              <w:t>eindeutig</w:t>
+                            </w:r>
+                            <w:proofErr w:type="spellEnd"/>
+                            <w:r>
+                              <w:t xml:space="preserve"> </w:t>
+                            </w:r>
+                            <w:proofErr w:type="spellStart"/>
+                            <w:r>
+                              <w:t>beschreiben</w:t>
+                            </w:r>
+                            <w:proofErr w:type="spellEnd"/>
+                            <w:r>
+                              <w:t xml:space="preserve"> und gib </w:t>
+                            </w:r>
+                            <w:proofErr w:type="spellStart"/>
+                            <w:r>
+                              <w:t>deren</w:t>
+                            </w:r>
+                            <w:proofErr w:type="spellEnd"/>
+                            <w:r>
+                              <w:t xml:space="preserve"> </w:t>
+                            </w:r>
+                            <w:proofErr w:type="spellStart"/>
+                            <w:r>
+                              <w:t>Ausprägungen</w:t>
+                            </w:r>
+                            <w:proofErr w:type="spellEnd"/>
+                            <w:r>
+                              <w:t xml:space="preserve"> für die </w:t>
+                            </w:r>
+                            <w:proofErr w:type="spellStart"/>
+                            <w:r>
+                              <w:t>drei</w:t>
+                            </w:r>
+                            <w:proofErr w:type="spellEnd"/>
+                            <w:r>
+                              <w:t xml:space="preserve"> </w:t>
+                            </w:r>
+                            <w:proofErr w:type="spellStart"/>
+                            <w:r>
+                              <w:t>Äffchen</w:t>
+                            </w:r>
+                            <w:proofErr w:type="spellEnd"/>
+                            <w:r>
+                              <w:t xml:space="preserve"> an.</w:t>
                             </w:r>
                           </w:p>
                         </w:txbxContent>
@@ -210,6 +489,7 @@
                           <w:szCs w:val="28"/>
                         </w:rPr>
                       </w:pPr>
+                      <w:proofErr w:type="spellStart"/>
                       <w:r>
                         <w:rPr>
                           <w:b/>
@@ -217,8 +497,49 @@
                           <w:sz w:val="28"/>
                           <w:szCs w:val="28"/>
                         </w:rPr>
-                        <w:t>Kodierung der Merkmale der Äffchen</w:t>
-                      </w:r>
+                        <w:t>Kodierung</w:t>
+                      </w:r>
+                      <w:proofErr w:type="spellEnd"/>
+                      <w:r>
+                        <w:rPr>
+                          <w:b/>
+                          <w:bCs/>
+                          <w:sz w:val="28"/>
+                          <w:szCs w:val="28"/>
+                        </w:rPr>
+                        <w:t xml:space="preserve"> der </w:t>
+                      </w:r>
+                      <w:proofErr w:type="spellStart"/>
+                      <w:r>
+                        <w:rPr>
+                          <w:b/>
+                          <w:bCs/>
+                          <w:sz w:val="28"/>
+                          <w:szCs w:val="28"/>
+                        </w:rPr>
+                        <w:t>Merkmale</w:t>
+                      </w:r>
+                      <w:proofErr w:type="spellEnd"/>
+                      <w:r>
+                        <w:rPr>
+                          <w:b/>
+                          <w:bCs/>
+                          <w:sz w:val="28"/>
+                          <w:szCs w:val="28"/>
+                        </w:rPr>
+                        <w:t xml:space="preserve"> der </w:t>
+                      </w:r>
+                      <w:proofErr w:type="spellStart"/>
+                      <w:r>
+                        <w:rPr>
+                          <w:b/>
+                          <w:bCs/>
+                          <w:sz w:val="28"/>
+                          <w:szCs w:val="28"/>
+                        </w:rPr>
+                        <w:t>Äffchen</w:t>
+                      </w:r>
+                      <w:proofErr w:type="spellEnd"/>
                       <w:r>
                         <w:rPr>
                           <w:b/>
@@ -234,7 +555,87 @@
                         <w:spacing w:line="288" w:lineRule="auto"/>
                       </w:pPr>
                       <w:r>
-                        <w:t>Um die Äffchen mithilfe des Computers klassifizieren zu können, wird eine geeignete Kodierung benötigt.</w:t>
+                        <w:t xml:space="preserve">Um die </w:t>
+                      </w:r>
+                      <w:proofErr w:type="spellStart"/>
+                      <w:r>
+                        <w:t>Äffchen</w:t>
+                      </w:r>
+                      <w:proofErr w:type="spellEnd"/>
+                      <w:r>
+                        <w:t xml:space="preserve"> </w:t>
+                      </w:r>
+                      <w:proofErr w:type="spellStart"/>
+                      <w:r>
+                        <w:t>mithilfe</w:t>
+                      </w:r>
+                      <w:proofErr w:type="spellEnd"/>
+                      <w:r>
+                        <w:t xml:space="preserve"> des Computers </w:t>
+                      </w:r>
+                      <w:proofErr w:type="spellStart"/>
+                      <w:r>
+                        <w:t>klassifizieren</w:t>
+                      </w:r>
+                      <w:proofErr w:type="spellEnd"/>
+                      <w:r>
+                        <w:t xml:space="preserve"> </w:t>
+                      </w:r>
+                      <w:proofErr w:type="spellStart"/>
+                      <w:r>
+                        <w:t>zu</w:t>
+                      </w:r>
+                      <w:proofErr w:type="spellEnd"/>
+                      <w:r>
+                        <w:t xml:space="preserve"> </w:t>
+                      </w:r>
+                      <w:proofErr w:type="spellStart"/>
+                      <w:r>
+                        <w:t>können</w:t>
+                      </w:r>
+                      <w:proofErr w:type="spellEnd"/>
+                      <w:r>
+                        <w:t xml:space="preserve">, </w:t>
+                      </w:r>
+                      <w:proofErr w:type="spellStart"/>
+                      <w:r>
+                        <w:t>wird</w:t>
+                      </w:r>
+                      <w:proofErr w:type="spellEnd"/>
+                      <w:r>
+                        <w:t xml:space="preserve"> </w:t>
+                      </w:r>
+                      <w:proofErr w:type="spellStart"/>
+                      <w:r>
+                        <w:t>eine</w:t>
+                      </w:r>
+                      <w:proofErr w:type="spellEnd"/>
+                      <w:r>
+                        <w:t xml:space="preserve"> </w:t>
+                      </w:r>
+                      <w:proofErr w:type="spellStart"/>
+                      <w:r>
+                        <w:t>geeignete</w:t>
+                      </w:r>
+                      <w:proofErr w:type="spellEnd"/>
+                      <w:r>
+                        <w:t xml:space="preserve"> </w:t>
+                      </w:r>
+                      <w:proofErr w:type="spellStart"/>
+                      <w:r>
+                        <w:t>Kodierung</w:t>
+                      </w:r>
+                      <w:proofErr w:type="spellEnd"/>
+                      <w:r>
+                        <w:t xml:space="preserve"> </w:t>
+                      </w:r>
+                      <w:proofErr w:type="spellStart"/>
+                      <w:r>
+                        <w:t>benötigt</w:t>
+                      </w:r>
+                      <w:proofErr w:type="spellEnd"/>
+                      <w:r>
+                        <w:t>.</w:t>
                       </w:r>
                     </w:p>
                     <w:p>
@@ -246,8 +647,165 @@
                       <w:pPr>
                         <w:spacing w:line="288" w:lineRule="auto"/>
                       </w:pPr>
-                      <w:r>
-                        <w:t>Erstelle eine geeignete Kodierung für die drei gegebenen Äffchen. Suche dir dazu Merkmale aus, die die Äffchen eindeutig beschreiben und gib deren Ausprägungen für die drei Äffchen an.</w:t>
+                      <w:proofErr w:type="spellStart"/>
+                      <w:r>
+                        <w:t>Erstelle</w:t>
+                      </w:r>
+                      <w:proofErr w:type="spellEnd"/>
+                      <w:r>
+                        <w:t xml:space="preserve"> </w:t>
+                      </w:r>
+                      <w:proofErr w:type="spellStart"/>
+                      <w:r>
+                        <w:t>eine</w:t>
+                      </w:r>
+                      <w:proofErr w:type="spellEnd"/>
+                      <w:r>
+                        <w:t xml:space="preserve"> </w:t>
+                      </w:r>
+                      <w:proofErr w:type="spellStart"/>
+                      <w:r>
+                        <w:t>geeignete</w:t>
+                      </w:r>
+                      <w:proofErr w:type="spellEnd"/>
+                      <w:r>
+                        <w:t xml:space="preserve"> </w:t>
+                      </w:r>
+                      <w:proofErr w:type="spellStart"/>
+                      <w:r>
+                        <w:t>Kodierung</w:t>
+                      </w:r>
+                      <w:proofErr w:type="spellEnd"/>
+                      <w:r>
+                        <w:t xml:space="preserve"> für die </w:t>
+                      </w:r>
+                      <w:proofErr w:type="spellStart"/>
+                      <w:r>
+                        <w:t>drei</w:t>
+                      </w:r>
+                      <w:proofErr w:type="spellEnd"/>
+                      <w:r>
+                        <w:t xml:space="preserve"> </w:t>
+                      </w:r>
+                      <w:proofErr w:type="spellStart"/>
+                      <w:r>
+                        <w:t>gegebenen</w:t>
+                      </w:r>
+                      <w:proofErr w:type="spellEnd"/>
+                      <w:r>
+                        <w:t xml:space="preserve"> </w:t>
+                      </w:r>
+                      <w:proofErr w:type="spellStart"/>
+                      <w:r>
+                        <w:t>Äffchen</w:t>
+                      </w:r>
+                      <w:proofErr w:type="spellEnd"/>
+                      <w:r>
+                        <w:t xml:space="preserve">. </w:t>
+                      </w:r>
+                      <w:proofErr w:type="spellStart"/>
+                      <w:r>
+                        <w:t>Suche</w:t>
+                      </w:r>
+                      <w:proofErr w:type="spellEnd"/>
+                      <w:r>
+                        <w:t xml:space="preserve"> </w:t>
+                      </w:r>
+                      <w:proofErr w:type="spellStart"/>
+                      <w:r>
+                        <w:t>dir</w:t>
+                      </w:r>
+                      <w:proofErr w:type="spellEnd"/>
+                      <w:r>
+                        <w:t xml:space="preserve"> </w:t>
+                      </w:r>
+                      <w:proofErr w:type="spellStart"/>
+                      <w:r>
+                        <w:t>dazu</w:t>
+                      </w:r>
+                      <w:proofErr w:type="spellEnd"/>
+                      <w:r>
+                        <w:t xml:space="preserve"> </w:t>
+                      </w:r>
+                      <w:proofErr w:type="spellStart"/>
+                      <w:r>
+                        <w:t>Merkmale</w:t>
+                      </w:r>
+                      <w:proofErr w:type="spellEnd"/>
+                      <w:r>
+                        <w:t xml:space="preserve"> </w:t>
+                      </w:r>
+                      <w:proofErr w:type="spellStart"/>
+                      <w:r>
+                        <w:t>aus</w:t>
+                      </w:r>
+                      <w:proofErr w:type="spellEnd"/>
+                      <w:r>
+                        <w:t xml:space="preserve">, die </w:t>
+                      </w:r>
+                      <w:proofErr w:type="spellStart"/>
+                      <w:r>
+                        <w:t>die</w:t>
+                      </w:r>
+                      <w:proofErr w:type="spellEnd"/>
+                      <w:r>
+                        <w:t xml:space="preserve"> </w:t>
+                      </w:r>
+                      <w:proofErr w:type="spellStart"/>
+                      <w:r>
+                        <w:t>Äffchen</w:t>
+                      </w:r>
+                      <w:proofErr w:type="spellEnd"/>
+                      <w:r>
+                        <w:t xml:space="preserve"> </w:t>
+                      </w:r>
+                      <w:proofErr w:type="spellStart"/>
+                      <w:r>
+                        <w:t>eindeutig</w:t>
+                      </w:r>
+                      <w:proofErr w:type="spellEnd"/>
+                      <w:r>
+                        <w:t xml:space="preserve"> </w:t>
+                      </w:r>
+                      <w:proofErr w:type="spellStart"/>
+                      <w:r>
+                        <w:t>beschreiben</w:t>
+                      </w:r>
+                      <w:proofErr w:type="spellEnd"/>
+                      <w:r>
+                        <w:t xml:space="preserve"> und gib </w:t>
+                      </w:r>
+                      <w:proofErr w:type="spellStart"/>
+                      <w:r>
+                        <w:t>deren</w:t>
+                      </w:r>
+                      <w:proofErr w:type="spellEnd"/>
+                      <w:r>
+                        <w:t xml:space="preserve"> </w:t>
+                      </w:r>
+                      <w:proofErr w:type="spellStart"/>
+                      <w:r>
+                        <w:t>Ausprägungen</w:t>
+                      </w:r>
+                      <w:proofErr w:type="spellEnd"/>
+                      <w:r>
+                        <w:t xml:space="preserve"> für die </w:t>
+                      </w:r>
+                      <w:proofErr w:type="spellStart"/>
+                      <w:r>
+                        <w:t>drei</w:t>
+                      </w:r>
+                      <w:proofErr w:type="spellEnd"/>
+                      <w:r>
+                        <w:t xml:space="preserve"> </w:t>
+                      </w:r>
+                      <w:proofErr w:type="spellStart"/>
+                      <w:r>
+                        <w:t>Äffchen</w:t>
+                      </w:r>
+                      <w:proofErr w:type="spellEnd"/>
+                      <w:r>
+                        <w:t xml:space="preserve"> an.</w:t>
                       </w:r>
                     </w:p>
                   </w:txbxContent>
@@ -269,23 +827,20 @@
       </w:r>
     </w:p>
     <w:sectPr>
-      <w:headerReference w:type="even" r:id="rId8"/>
-      <w:headerReference w:type="default" r:id="rId9"/>
-      <w:footerReference w:type="even" r:id="rId10"/>
-      <w:footerReference w:type="default" r:id="rId11"/>
-      <w:headerReference w:type="first" r:id="rId12"/>
-      <w:footerReference w:type="first" r:id="rId13"/>
+      <w:headerReference w:type="default" r:id="rId8"/>
+      <w:footerReference w:type="default" r:id="rId9"/>
       <w:type w:val="continuous"/>
       <w:pgSz w:w="11910" w:h="16840"/>
       <w:pgMar w:top="880" w:right="280" w:bottom="640" w:left="980" w:header="720" w:footer="720" w:gutter="0"/>
       <w:cols w:space="720"/>
+      <w:docGrid w:linePitch="299"/>
     </w:sectPr>
   </w:body>
 </w:document>
 </file>
 
 <file path=word/endnotes.xml><?xml version="1.0" encoding="utf-8"?>
-<w:endnotes xmlns:wpc="http://schemas.microsoft.com/office/word/2010/wordprocessingCanvas" xmlns:cx="http://schemas.microsoft.com/office/drawing/2014/chartex" xmlns:cx1="http://schemas.microsoft.com/office/drawing/2015/9/8/chartex" xmlns:cx2="http://schemas.microsoft.com/office/drawing/2015/10/21/chartex" xmlns:cx3="http://schemas.microsoft.com/office/drawing/2016/5/9/chartex" xmlns:cx4="http://schemas.microsoft.com/office/drawing/2016/5/10/chartex" xmlns:cx5="http://schemas.microsoft.com/office/drawing/2016/5/11/chartex" xmlns:cx6="http://schemas.microsoft.com/office/drawing/2016/5/12/chartex" xmlns:cx7="http://schemas.microsoft.com/office/drawing/2016/5/13/chartex" xmlns:cx8="http://schemas.microsoft.com/office/drawing/2016/5/14/chartex" xmlns:mc="http://schemas.openxmlformats.org/markup-compatibility/2006" xmlns:aink="http://schemas.microsoft.com/office/drawing/2016/ink" xmlns:am3d="http://schemas.microsoft.com/office/drawing/2017/model3d" xmlns:o="urn:schemas-microsoft-com:office:office" xmlns:r="http://schemas.openxmlformats.org/officeDocument/2006/relationships" xmlns:m="http://schemas.openxmlformats.org/officeDocument/2006/math" xmlns:v="urn:schemas-microsoft-com:vml" xmlns:wp14="http://schemas.microsoft.com/office/word/2010/wordprocessingDrawing" xmlns:wp="http://schemas.openxmlformats.org/drawingml/2006/wordprocessingDrawing" xmlns:w10="urn:schemas-microsoft-com:office:word" xmlns:w="http://schemas.openxmlformats.org/wordprocessingml/2006/main" xmlns:w14="http://schemas.microsoft.com/office/word/2010/wordml" xmlns:w15="http://schemas.microsoft.com/office/word/2012/wordml" xmlns:w16cex="http://schemas.microsoft.com/office/word/2018/wordml/cex" xmlns:w16cid="http://schemas.microsoft.com/office/word/2016/wordml/cid" xmlns:w16="http://schemas.microsoft.com/office/word/2018/wordml" xmlns:w16sdtdh="http://schemas.microsoft.com/office/word/2020/wordml/sdtdatahash" xmlns:w16se="http://schemas.microsoft.com/office/word/2015/wordml/symex" xmlns:wpg="http://schemas.microsoft.com/office/word/2010/wordprocessingGroup" xmlns:wpi="http://schemas.microsoft.com/office/word/2010/wordprocessingInk" xmlns:wne="http://schemas.microsoft.com/office/word/2006/wordml" xmlns:wps="http://schemas.microsoft.com/office/word/2010/wordprocessingShape" mc:Ignorable="w14 w15 w16se w16cid w16 w16cex w16sdtdh wp14">
+<w:endnotes xmlns:wpc="http://schemas.microsoft.com/office/word/2010/wordprocessingCanvas" xmlns:cx="http://schemas.microsoft.com/office/drawing/2014/chartex" xmlns:cx1="http://schemas.microsoft.com/office/drawing/2015/9/8/chartex" xmlns:cx2="http://schemas.microsoft.com/office/drawing/2015/10/21/chartex" xmlns:cx3="http://schemas.microsoft.com/office/drawing/2016/5/9/chartex" xmlns:cx4="http://schemas.microsoft.com/office/drawing/2016/5/10/chartex" xmlns:cx5="http://schemas.microsoft.com/office/drawing/2016/5/11/chartex" xmlns:cx6="http://schemas.microsoft.com/office/drawing/2016/5/12/chartex" xmlns:cx7="http://schemas.microsoft.com/office/drawing/2016/5/13/chartex" xmlns:cx8="http://schemas.microsoft.com/office/drawing/2016/5/14/chartex" xmlns:mc="http://schemas.openxmlformats.org/markup-compatibility/2006" xmlns:aink="http://schemas.microsoft.com/office/drawing/2016/ink" xmlns:am3d="http://schemas.microsoft.com/office/drawing/2017/model3d" xmlns:o="urn:schemas-microsoft-com:office:office" xmlns:oel="http://schemas.microsoft.com/office/2019/extlst" xmlns:r="http://schemas.openxmlformats.org/officeDocument/2006/relationships" xmlns:m="http://schemas.openxmlformats.org/officeDocument/2006/math" xmlns:v="urn:schemas-microsoft-com:vml" xmlns:wp14="http://schemas.microsoft.com/office/word/2010/wordprocessingDrawing" xmlns:wp="http://schemas.openxmlformats.org/drawingml/2006/wordprocessingDrawing" xmlns:w10="urn:schemas-microsoft-com:office:word" xmlns:w="http://schemas.openxmlformats.org/wordprocessingml/2006/main" xmlns:w14="http://schemas.microsoft.com/office/word/2010/wordml" xmlns:w15="http://schemas.microsoft.com/office/word/2012/wordml" xmlns:w16cex="http://schemas.microsoft.com/office/word/2018/wordml/cex" xmlns:w16cid="http://schemas.microsoft.com/office/word/2016/wordml/cid" xmlns:w16="http://schemas.microsoft.com/office/word/2018/wordml" xmlns:w16sdtdh="http://schemas.microsoft.com/office/word/2020/wordml/sdtdatahash" xmlns:w16se="http://schemas.microsoft.com/office/word/2015/wordml/symex" xmlns:wpg="http://schemas.microsoft.com/office/word/2010/wordprocessingGroup" xmlns:wpi="http://schemas.microsoft.com/office/word/2010/wordprocessingInk" xmlns:wne="http://schemas.microsoft.com/office/word/2006/wordml" xmlns:wps="http://schemas.microsoft.com/office/word/2010/wordprocessingShape" mc:Ignorable="w14 w15 w16se w16cid w16 w16cex w16sdtdh wp14">
   <w:endnote w:type="separator" w:id="-1">
     <w:p>
       <w:r>
@@ -304,17 +859,7 @@
 </file>
 
 <file path=word/footer1.xml><?xml version="1.0" encoding="utf-8"?>
-<w:ftr xmlns:wpc="http://schemas.microsoft.com/office/word/2010/wordprocessingCanvas" xmlns:cx="http://schemas.microsoft.com/office/drawing/2014/chartex" xmlns:cx1="http://schemas.microsoft.com/office/drawing/2015/9/8/chartex" xmlns:cx2="http://schemas.microsoft.com/office/drawing/2015/10/21/chartex" xmlns:cx3="http://schemas.microsoft.com/office/drawing/2016/5/9/chartex" xmlns:cx4="http://schemas.microsoft.com/office/drawing/2016/5/10/chartex" xmlns:cx5="http://schemas.microsoft.com/office/drawing/2016/5/11/chartex" xmlns:cx6="http://schemas.microsoft.com/office/drawing/2016/5/12/chartex" xmlns:cx7="http://schemas.microsoft.com/office/drawing/2016/5/13/chartex" xmlns:cx8="http://schemas.microsoft.com/office/drawing/2016/5/14/chartex" xmlns:mc="http://schemas.openxmlformats.org/markup-compatibility/2006" xmlns:aink="http://schemas.microsoft.com/office/drawing/2016/ink" xmlns:am3d="http://schemas.microsoft.com/office/drawing/2017/model3d" xmlns:o="urn:schemas-microsoft-com:office:office" xmlns:r="http://schemas.openxmlformats.org/officeDocument/2006/relationships" xmlns:m="http://schemas.openxmlformats.org/officeDocument/2006/math" xmlns:v="urn:schemas-microsoft-com:vml" xmlns:wp14="http://schemas.microsoft.com/office/word/2010/wordprocessingDrawing" xmlns:wp="http://schemas.openxmlformats.org/drawingml/2006/wordprocessingDrawing" xmlns:w10="urn:schemas-microsoft-com:office:word" xmlns:w="http://schemas.openxmlformats.org/wordprocessingml/2006/main" xmlns:w14="http://schemas.microsoft.com/office/word/2010/wordml" xmlns:w15="http://schemas.microsoft.com/office/word/2012/wordml" xmlns:w16cex="http://schemas.microsoft.com/office/word/2018/wordml/cex" xmlns:w16cid="http://schemas.microsoft.com/office/word/2016/wordml/cid" xmlns:w16="http://schemas.microsoft.com/office/word/2018/wordml" xmlns:w16sdtdh="http://schemas.microsoft.com/office/word/2020/wordml/sdtdatahash" xmlns:w16se="http://schemas.microsoft.com/office/word/2015/wordml/symex" xmlns:wpg="http://schemas.microsoft.com/office/word/2010/wordprocessingGroup" xmlns:wpi="http://schemas.microsoft.com/office/word/2010/wordprocessingInk" xmlns:wne="http://schemas.microsoft.com/office/word/2006/wordml" xmlns:wps="http://schemas.microsoft.com/office/word/2010/wordprocessingShape" mc:Ignorable="w14 w15 w16se w16cid w16 w16cex w16sdtdh wp14">
-  <w:p>
-    <w:pPr>
-      <w:pStyle w:val="Fuzeile"/>
-    </w:pPr>
-  </w:p>
-</w:ftr>
-</file>
-
-<file path=word/footer2.xml><?xml version="1.0" encoding="utf-8"?>
-<w:ftr xmlns:wpc="http://schemas.microsoft.com/office/word/2010/wordprocessingCanvas" xmlns:cx="http://schemas.microsoft.com/office/drawing/2014/chartex" xmlns:cx1="http://schemas.microsoft.com/office/drawing/2015/9/8/chartex" xmlns:cx2="http://schemas.microsoft.com/office/drawing/2015/10/21/chartex" xmlns:cx3="http://schemas.microsoft.com/office/drawing/2016/5/9/chartex" xmlns:cx4="http://schemas.microsoft.com/office/drawing/2016/5/10/chartex" xmlns:cx5="http://schemas.microsoft.com/office/drawing/2016/5/11/chartex" xmlns:cx6="http://schemas.microsoft.com/office/drawing/2016/5/12/chartex" xmlns:cx7="http://schemas.microsoft.com/office/drawing/2016/5/13/chartex" xmlns:cx8="http://schemas.microsoft.com/office/drawing/2016/5/14/chartex" xmlns:mc="http://schemas.openxmlformats.org/markup-compatibility/2006" xmlns:aink="http://schemas.microsoft.com/office/drawing/2016/ink" xmlns:am3d="http://schemas.microsoft.com/office/drawing/2017/model3d" xmlns:o="urn:schemas-microsoft-com:office:office" xmlns:r="http://schemas.openxmlformats.org/officeDocument/2006/relationships" xmlns:m="http://schemas.openxmlformats.org/officeDocument/2006/math" xmlns:v="urn:schemas-microsoft-com:vml" xmlns:wp14="http://schemas.microsoft.com/office/word/2010/wordprocessingDrawing" xmlns:wp="http://schemas.openxmlformats.org/drawingml/2006/wordprocessingDrawing" xmlns:w10="urn:schemas-microsoft-com:office:word" xmlns:w="http://schemas.openxmlformats.org/wordprocessingml/2006/main" xmlns:w14="http://schemas.microsoft.com/office/word/2010/wordml" xmlns:w15="http://schemas.microsoft.com/office/word/2012/wordml" xmlns:w16cex="http://schemas.microsoft.com/office/word/2018/wordml/cex" xmlns:w16cid="http://schemas.microsoft.com/office/word/2016/wordml/cid" xmlns:w16="http://schemas.microsoft.com/office/word/2018/wordml" xmlns:w16sdtdh="http://schemas.microsoft.com/office/word/2020/wordml/sdtdatahash" xmlns:w16se="http://schemas.microsoft.com/office/word/2015/wordml/symex" xmlns:wpg="http://schemas.microsoft.com/office/word/2010/wordprocessingGroup" xmlns:wpi="http://schemas.microsoft.com/office/word/2010/wordprocessingInk" xmlns:wne="http://schemas.microsoft.com/office/word/2006/wordml" xmlns:wps="http://schemas.microsoft.com/office/word/2010/wordprocessingShape" mc:Ignorable="w14 w15 w16se w16cid w16 w16cex w16sdtdh wp14">
+<w:ftr xmlns:wpc="http://schemas.microsoft.com/office/word/2010/wordprocessingCanvas" xmlns:cx="http://schemas.microsoft.com/office/drawing/2014/chartex" xmlns:cx1="http://schemas.microsoft.com/office/drawing/2015/9/8/chartex" xmlns:cx2="http://schemas.microsoft.com/office/drawing/2015/10/21/chartex" xmlns:cx3="http://schemas.microsoft.com/office/drawing/2016/5/9/chartex" xmlns:cx4="http://schemas.microsoft.com/office/drawing/2016/5/10/chartex" xmlns:cx5="http://schemas.microsoft.com/office/drawing/2016/5/11/chartex" xmlns:cx6="http://schemas.microsoft.com/office/drawing/2016/5/12/chartex" xmlns:cx7="http://schemas.microsoft.com/office/drawing/2016/5/13/chartex" xmlns:cx8="http://schemas.microsoft.com/office/drawing/2016/5/14/chartex" xmlns:mc="http://schemas.openxmlformats.org/markup-compatibility/2006" xmlns:aink="http://schemas.microsoft.com/office/drawing/2016/ink" xmlns:am3d="http://schemas.microsoft.com/office/drawing/2017/model3d" xmlns:o="urn:schemas-microsoft-com:office:office" xmlns:oel="http://schemas.microsoft.com/office/2019/extlst" xmlns:r="http://schemas.openxmlformats.org/officeDocument/2006/relationships" xmlns:m="http://schemas.openxmlformats.org/officeDocument/2006/math" xmlns:v="urn:schemas-microsoft-com:vml" xmlns:wp14="http://schemas.microsoft.com/office/word/2010/wordprocessingDrawing" xmlns:wp="http://schemas.openxmlformats.org/drawingml/2006/wordprocessingDrawing" xmlns:w10="urn:schemas-microsoft-com:office:word" xmlns:w="http://schemas.openxmlformats.org/wordprocessingml/2006/main" xmlns:w14="http://schemas.microsoft.com/office/word/2010/wordml" xmlns:w15="http://schemas.microsoft.com/office/word/2012/wordml" xmlns:w16cex="http://schemas.microsoft.com/office/word/2018/wordml/cex" xmlns:w16cid="http://schemas.microsoft.com/office/word/2016/wordml/cid" xmlns:w16="http://schemas.microsoft.com/office/word/2018/wordml" xmlns:w16sdtdh="http://schemas.microsoft.com/office/word/2020/wordml/sdtdatahash" xmlns:w16se="http://schemas.microsoft.com/office/word/2015/wordml/symex" xmlns:wpg="http://schemas.microsoft.com/office/word/2010/wordprocessingGroup" xmlns:wpi="http://schemas.microsoft.com/office/word/2010/wordprocessingInk" xmlns:wne="http://schemas.microsoft.com/office/word/2006/wordml" xmlns:wps="http://schemas.microsoft.com/office/word/2010/wordprocessingShape" mc:Ignorable="w14 w15 w16se w16cid w16 w16cex w16sdtdh wp14">
   <w:p>
     <w:pPr>
       <w:pStyle w:val="Textkrper"/>
@@ -323,6 +868,150 @@
         <w:sz w:val="20"/>
       </w:rPr>
     </w:pPr>
+    <w:r>
+      <w:rPr>
+        <w:noProof/>
+      </w:rPr>
+      <mc:AlternateContent>
+        <mc:Choice Requires="wps">
+          <w:drawing>
+            <wp:anchor distT="0" distB="0" distL="114300" distR="114300" simplePos="0" relativeHeight="503303400" behindDoc="1" locked="0" layoutInCell="1" allowOverlap="1" wp14:anchorId="04D0E7A4" wp14:editId="2BAA583F">
+              <wp:simplePos x="0" y="0"/>
+              <wp:positionH relativeFrom="page">
+                <wp:posOffset>970498</wp:posOffset>
+              </wp:positionH>
+              <wp:positionV relativeFrom="page">
+                <wp:posOffset>10372550</wp:posOffset>
+              </wp:positionV>
+              <wp:extent cx="3904432" cy="153670"/>
+              <wp:effectExtent l="0" t="0" r="1270" b="17780"/>
+              <wp:wrapNone/>
+              <wp:docPr id="21" name="Text Box 2"/>
+              <wp:cNvGraphicFramePr>
+                <a:graphicFrameLocks xmlns:a="http://schemas.openxmlformats.org/drawingml/2006/main"/>
+              </wp:cNvGraphicFramePr>
+              <a:graphic xmlns:a="http://schemas.openxmlformats.org/drawingml/2006/main">
+                <a:graphicData uri="http://schemas.microsoft.com/office/word/2010/wordprocessingShape">
+                  <wps:wsp>
+                    <wps:cNvSpPr txBox="1">
+                      <a:spLocks noChangeArrowheads="1"/>
+                    </wps:cNvSpPr>
+                    <wps:spPr bwMode="auto">
+                      <a:xfrm>
+                        <a:off x="0" y="0"/>
+                        <a:ext cx="3904432" cy="153670"/>
+                      </a:xfrm>
+                      <a:prstGeom prst="rect">
+                        <a:avLst/>
+                      </a:prstGeom>
+                      <a:noFill/>
+                      <a:ln>
+                        <a:noFill/>
+                      </a:ln>
+                      <a:extLst>
+                        <a:ext uri="{909E8E84-426E-40DD-AFC4-6F175D3DCCD1}">
+                          <a14:hiddenFill xmlns:a14="http://schemas.microsoft.com/office/drawing/2010/main">
+                            <a:solidFill>
+                              <a:srgbClr val="FFFFFF"/>
+                            </a:solidFill>
+                          </a14:hiddenFill>
+                        </a:ext>
+                        <a:ext uri="{91240B29-F687-4F45-9708-019B960494DF}">
+                          <a14:hiddenLine xmlns:a14="http://schemas.microsoft.com/office/drawing/2010/main" w="9525">
+                            <a:solidFill>
+                              <a:srgbClr val="000000"/>
+                            </a:solidFill>
+                            <a:miter lim="800000"/>
+                            <a:headEnd/>
+                            <a:tailEnd/>
+                          </a14:hiddenLine>
+                        </a:ext>
+                      </a:extLst>
+                    </wps:spPr>
+                    <wps:txbx>
+                      <w:txbxContent>
+                        <w:p>
+                          <w:pPr>
+                            <w:spacing w:before="14"/>
+                            <w:ind w:left="20"/>
+                            <w:rPr>
+                              <w:sz w:val="18"/>
+                              <w:lang w:val="de-DE"/>
+                            </w:rPr>
+                          </w:pPr>
+                          <w:r>
+                            <w:rPr>
+                              <w:sz w:val="18"/>
+                              <w:lang w:val="de-DE"/>
+                            </w:rPr>
+                            <w:t xml:space="preserve">Modul KI-B4 – Von Daten und Bäumen   zuletzt aktualisiert am </w:t>
+                          </w:r>
+                          <w:r>
+                            <w:rPr>
+                              <w:sz w:val="18"/>
+                              <w:lang w:val="de-DE"/>
+                            </w:rPr>
+                            <w:t>03.07.2023</w:t>
+                          </w:r>
+                        </w:p>
+                      </w:txbxContent>
+                    </wps:txbx>
+                    <wps:bodyPr rot="0" vert="horz" wrap="square" lIns="0" tIns="0" rIns="0" bIns="0" anchor="t" anchorCtr="0" upright="1">
+                      <a:noAutofit/>
+                    </wps:bodyPr>
+                  </wps:wsp>
+                </a:graphicData>
+              </a:graphic>
+              <wp14:sizeRelH relativeFrom="page">
+                <wp14:pctWidth>0</wp14:pctWidth>
+              </wp14:sizeRelH>
+              <wp14:sizeRelV relativeFrom="page">
+                <wp14:pctHeight>0</wp14:pctHeight>
+              </wp14:sizeRelV>
+            </wp:anchor>
+          </w:drawing>
+        </mc:Choice>
+        <mc:Fallback>
+          <w:pict>
+            <v:shapetype w14:anchorId="04D0E7A4" id="_x0000_t202" coordsize="21600,21600" o:spt="202" path="m,l,21600r21600,l21600,xe">
+              <v:stroke joinstyle="miter"/>
+              <v:path gradientshapeok="t" o:connecttype="rect"/>
+            </v:shapetype>
+            <v:shape id="Text Box 2" o:spid="_x0000_s1028" type="#_x0000_t202" style="position:absolute;margin-left:76.4pt;margin-top:816.75pt;width:307.45pt;height:12.1pt;z-index:-13080;visibility:visible;mso-wrap-style:square;mso-width-percent:0;mso-height-percent:0;mso-wrap-distance-left:9pt;mso-wrap-distance-top:0;mso-wrap-distance-right:9pt;mso-wrap-distance-bottom:0;mso-position-horizontal:absolute;mso-position-horizontal-relative:page;mso-position-vertical:absolute;mso-position-vertical-relative:page;mso-width-percent:0;mso-height-percent:0;mso-width-relative:page;mso-height-relative:page;v-text-anchor:top" o:gfxdata="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" filled="f" stroked="f">
+              <v:textbox inset="0,0,0,0">
+                <w:txbxContent>
+                  <w:p>
+                    <w:pPr>
+                      <w:spacing w:before="14"/>
+                      <w:ind w:left="20"/>
+                      <w:rPr>
+                        <w:sz w:val="18"/>
+                        <w:lang w:val="de-DE"/>
+                      </w:rPr>
+                    </w:pPr>
+                    <w:r>
+                      <w:rPr>
+                        <w:sz w:val="18"/>
+                        <w:lang w:val="de-DE"/>
+                      </w:rPr>
+                      <w:t xml:space="preserve">Modul KI-B4 – Von Daten und Bäumen   zuletzt aktualisiert am </w:t>
+                    </w:r>
+                    <w:r>
+                      <w:rPr>
+                        <w:sz w:val="18"/>
+                        <w:lang w:val="de-DE"/>
+                      </w:rPr>
+                      <w:t>03.07.2023</w:t>
+                    </w:r>
+                  </w:p>
+                </w:txbxContent>
+              </v:textbox>
+              <w10:wrap anchorx="page" anchory="page"/>
+            </v:shape>
+          </w:pict>
+        </mc:Fallback>
+      </mc:AlternateContent>
+    </w:r>
     <w:r>
       <w:rPr>
         <w:noProof/>
@@ -385,7 +1074,87 @@
                               <w:sz w:val="14"/>
                               <w:szCs w:val="14"/>
                             </w:rPr>
-                            <w:t xml:space="preserve">Eine Entwicklung in Kooperation von der Didaktik der Informatik der FU Berlin (computingeducation.de) </w:t>
+                            <w:t xml:space="preserve">Eine </w:t>
+                          </w:r>
+                          <w:proofErr w:type="spellStart"/>
+                          <w:r>
+                            <w:rPr>
+                              <w:rFonts w:ascii="Helvetica 55" w:hAnsi="Helvetica 55"/>
+                              <w:color w:val="A6A6A6" w:themeColor="background1" w:themeShade="A6"/>
+                              <w:sz w:val="14"/>
+                              <w:szCs w:val="14"/>
+                            </w:rPr>
+                            <w:t>Entwicklung</w:t>
+                          </w:r>
+                          <w:proofErr w:type="spellEnd"/>
+                          <w:r>
+                            <w:rPr>
+                              <w:rFonts w:ascii="Helvetica 55" w:hAnsi="Helvetica 55"/>
+                              <w:color w:val="A6A6A6" w:themeColor="background1" w:themeShade="A6"/>
+                              <w:sz w:val="14"/>
+                              <w:szCs w:val="14"/>
+                            </w:rPr>
+                            <w:t xml:space="preserve"> in </w:t>
+                          </w:r>
+                          <w:proofErr w:type="spellStart"/>
+                          <w:r>
+                            <w:rPr>
+                              <w:rFonts w:ascii="Helvetica 55" w:hAnsi="Helvetica 55"/>
+                              <w:color w:val="A6A6A6" w:themeColor="background1" w:themeShade="A6"/>
+                              <w:sz w:val="14"/>
+                              <w:szCs w:val="14"/>
+                            </w:rPr>
+                            <w:t>Kooperation</w:t>
+                          </w:r>
+                          <w:proofErr w:type="spellEnd"/>
+                          <w:r>
+                            <w:rPr>
+                              <w:rFonts w:ascii="Helvetica 55" w:hAnsi="Helvetica 55"/>
+                              <w:color w:val="A6A6A6" w:themeColor="background1" w:themeShade="A6"/>
+                              <w:sz w:val="14"/>
+                              <w:szCs w:val="14"/>
+                            </w:rPr>
+                            <w:t xml:space="preserve"> von der </w:t>
+                          </w:r>
+                          <w:proofErr w:type="spellStart"/>
+                          <w:r>
+                            <w:rPr>
+                              <w:rFonts w:ascii="Helvetica 55" w:hAnsi="Helvetica 55"/>
+                              <w:color w:val="A6A6A6" w:themeColor="background1" w:themeShade="A6"/>
+                              <w:sz w:val="14"/>
+                              <w:szCs w:val="14"/>
+                            </w:rPr>
+                            <w:t>Didaktik</w:t>
+                          </w:r>
+                          <w:proofErr w:type="spellEnd"/>
+                          <w:r>
+                            <w:rPr>
+                              <w:rFonts w:ascii="Helvetica 55" w:hAnsi="Helvetica 55"/>
+                              <w:color w:val="A6A6A6" w:themeColor="background1" w:themeShade="A6"/>
+                              <w:sz w:val="14"/>
+                              <w:szCs w:val="14"/>
+                            </w:rPr>
+                            <w:t xml:space="preserve"> der </w:t>
+                          </w:r>
+                          <w:proofErr w:type="spellStart"/>
+                          <w:r>
+                            <w:rPr>
+                              <w:rFonts w:ascii="Helvetica 55" w:hAnsi="Helvetica 55"/>
+                              <w:color w:val="A6A6A6" w:themeColor="background1" w:themeShade="A6"/>
+                              <w:sz w:val="14"/>
+                              <w:szCs w:val="14"/>
+                            </w:rPr>
+                            <w:t>Informatik</w:t>
+                          </w:r>
+                          <w:proofErr w:type="spellEnd"/>
+                          <w:r>
+                            <w:rPr>
+                              <w:rFonts w:ascii="Helvetica 55" w:hAnsi="Helvetica 55"/>
+                              <w:color w:val="A6A6A6" w:themeColor="background1" w:themeShade="A6"/>
+                              <w:sz w:val="14"/>
+                              <w:szCs w:val="14"/>
+                            </w:rPr>
+                            <w:t xml:space="preserve"> der FU Berlin (computingeducation.de) </w:t>
                           </w:r>
                           <w:r>
                             <w:rPr>
@@ -403,8 +1172,39 @@
                               <w:sz w:val="14"/>
                               <w:szCs w:val="14"/>
                             </w:rPr>
-                            <w:t>und der Wissensfabrik – Unternehmen für Deutschland e.V.</w:t>
+                            <w:t xml:space="preserve">und der Wissensfabrik – </w:t>
                           </w:r>
+                          <w:proofErr w:type="spellStart"/>
+                          <w:r>
+                            <w:rPr>
+                              <w:rFonts w:ascii="Helvetica 55" w:hAnsi="Helvetica 55"/>
+                              <w:color w:val="A6A6A6" w:themeColor="background1" w:themeShade="A6"/>
+                              <w:sz w:val="14"/>
+                              <w:szCs w:val="14"/>
+                            </w:rPr>
+                            <w:t>Unternehmen</w:t>
+                          </w:r>
+                          <w:proofErr w:type="spellEnd"/>
+                          <w:r>
+                            <w:rPr>
+                              <w:rFonts w:ascii="Helvetica 55" w:hAnsi="Helvetica 55"/>
+                              <w:color w:val="A6A6A6" w:themeColor="background1" w:themeShade="A6"/>
+                              <w:sz w:val="14"/>
+                              <w:szCs w:val="14"/>
+                            </w:rPr>
+                            <w:t xml:space="preserve"> für Deutschland </w:t>
+                          </w:r>
+                          <w:proofErr w:type="spellStart"/>
+                          <w:r>
+                            <w:rPr>
+                              <w:rFonts w:ascii="Helvetica 55" w:hAnsi="Helvetica 55"/>
+                              <w:color w:val="A6A6A6" w:themeColor="background1" w:themeShade="A6"/>
+                              <w:sz w:val="14"/>
+                              <w:szCs w:val="14"/>
+                            </w:rPr>
+                            <w:t>e.V.</w:t>
+                          </w:r>
+                          <w:proofErr w:type="spellEnd"/>
                         </w:p>
                         <w:p>
                           <w:pPr>
@@ -444,7 +1244,7 @@
         </mc:Choice>
         <mc:Fallback>
           <w:pict>
-            <v:rect w14:anchorId="01305D72" id="Rechteck 6" o:spid="_x0000_s1028" style="position:absolute;margin-left:343.35pt;margin-top:-265.55pt;width:350.35pt;height:25.9pt;rotation:-5898242fd;z-index:503308544;visibility:visible;mso-wrap-style:square;mso-width-percent:0;mso-wrap-distance-left:9pt;mso-wrap-distance-top:0;mso-wrap-distance-right:9pt;mso-wrap-distance-bottom:0;mso-position-horizontal:absolute;mso-position-horizontal-relative:text;mso-position-vertical:absolute;mso-position-vertical-relative:text;mso-width-percent:0;mso-width-relative:margin;v-text-anchor:top" o:gfxdata="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" stroked="f">
+            <v:rect w14:anchorId="01305D72" id="Rechteck 6" o:spid="_x0000_s1029" style="position:absolute;margin-left:343.35pt;margin-top:-265.55pt;width:350.35pt;height:25.9pt;rotation:-5898242fd;z-index:503308544;visibility:visible;mso-wrap-style:square;mso-width-percent:0;mso-wrap-distance-left:9pt;mso-wrap-distance-top:0;mso-wrap-distance-right:9pt;mso-wrap-distance-bottom:0;mso-position-horizontal:absolute;mso-position-horizontal-relative:text;mso-position-vertical:absolute;mso-position-vertical-relative:text;mso-width-percent:0;mso-width-relative:margin;v-text-anchor:top" o:gfxdata="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" stroked="f">
               <v:textbox>
                 <w:txbxContent>
                   <w:p>
@@ -464,7 +1264,87 @@
                         <w:sz w:val="14"/>
                         <w:szCs w:val="14"/>
                       </w:rPr>
-                      <w:t xml:space="preserve">Eine Entwicklung in Kooperation von der Didaktik der Informatik der FU Berlin (computingeducation.de) </w:t>
+                      <w:t xml:space="preserve">Eine </w:t>
+                    </w:r>
+                    <w:proofErr w:type="spellStart"/>
+                    <w:r>
+                      <w:rPr>
+                        <w:rFonts w:ascii="Helvetica 55" w:hAnsi="Helvetica 55"/>
+                        <w:color w:val="A6A6A6" w:themeColor="background1" w:themeShade="A6"/>
+                        <w:sz w:val="14"/>
+                        <w:szCs w:val="14"/>
+                      </w:rPr>
+                      <w:t>Entwicklung</w:t>
+                    </w:r>
+                    <w:proofErr w:type="spellEnd"/>
+                    <w:r>
+                      <w:rPr>
+                        <w:rFonts w:ascii="Helvetica 55" w:hAnsi="Helvetica 55"/>
+                        <w:color w:val="A6A6A6" w:themeColor="background1" w:themeShade="A6"/>
+                        <w:sz w:val="14"/>
+                        <w:szCs w:val="14"/>
+                      </w:rPr>
+                      <w:t xml:space="preserve"> in </w:t>
+                    </w:r>
+                    <w:proofErr w:type="spellStart"/>
+                    <w:r>
+                      <w:rPr>
+                        <w:rFonts w:ascii="Helvetica 55" w:hAnsi="Helvetica 55"/>
+                        <w:color w:val="A6A6A6" w:themeColor="background1" w:themeShade="A6"/>
+                        <w:sz w:val="14"/>
+                        <w:szCs w:val="14"/>
+                      </w:rPr>
+                      <w:t>Kooperation</w:t>
+                    </w:r>
+                    <w:proofErr w:type="spellEnd"/>
+                    <w:r>
+                      <w:rPr>
+                        <w:rFonts w:ascii="Helvetica 55" w:hAnsi="Helvetica 55"/>
+                        <w:color w:val="A6A6A6" w:themeColor="background1" w:themeShade="A6"/>
+                        <w:sz w:val="14"/>
+                        <w:szCs w:val="14"/>
+                      </w:rPr>
+                      <w:t xml:space="preserve"> von der </w:t>
+                    </w:r>
+                    <w:proofErr w:type="spellStart"/>
+                    <w:r>
+                      <w:rPr>
+                        <w:rFonts w:ascii="Helvetica 55" w:hAnsi="Helvetica 55"/>
+                        <w:color w:val="A6A6A6" w:themeColor="background1" w:themeShade="A6"/>
+                        <w:sz w:val="14"/>
+                        <w:szCs w:val="14"/>
+                      </w:rPr>
+                      <w:t>Didaktik</w:t>
+                    </w:r>
+                    <w:proofErr w:type="spellEnd"/>
+                    <w:r>
+                      <w:rPr>
+                        <w:rFonts w:ascii="Helvetica 55" w:hAnsi="Helvetica 55"/>
+                        <w:color w:val="A6A6A6" w:themeColor="background1" w:themeShade="A6"/>
+                        <w:sz w:val="14"/>
+                        <w:szCs w:val="14"/>
+                      </w:rPr>
+                      <w:t xml:space="preserve"> der </w:t>
+                    </w:r>
+                    <w:proofErr w:type="spellStart"/>
+                    <w:r>
+                      <w:rPr>
+                        <w:rFonts w:ascii="Helvetica 55" w:hAnsi="Helvetica 55"/>
+                        <w:color w:val="A6A6A6" w:themeColor="background1" w:themeShade="A6"/>
+                        <w:sz w:val="14"/>
+                        <w:szCs w:val="14"/>
+                      </w:rPr>
+                      <w:t>Informatik</w:t>
+                    </w:r>
+                    <w:proofErr w:type="spellEnd"/>
+                    <w:r>
+                      <w:rPr>
+                        <w:rFonts w:ascii="Helvetica 55" w:hAnsi="Helvetica 55"/>
+                        <w:color w:val="A6A6A6" w:themeColor="background1" w:themeShade="A6"/>
+                        <w:sz w:val="14"/>
+                        <w:szCs w:val="14"/>
+                      </w:rPr>
+                      <w:t xml:space="preserve"> der FU Berlin (computingeducation.de) </w:t>
                     </w:r>
                     <w:r>
                       <w:rPr>
@@ -482,8 +1362,39 @@
                         <w:sz w:val="14"/>
                         <w:szCs w:val="14"/>
                       </w:rPr>
-                      <w:t>und der Wissensfabrik – Unternehmen für Deutschland e.V.</w:t>
+                      <w:t xml:space="preserve">und der Wissensfabrik – </w:t>
                     </w:r>
+                    <w:proofErr w:type="spellStart"/>
+                    <w:r>
+                      <w:rPr>
+                        <w:rFonts w:ascii="Helvetica 55" w:hAnsi="Helvetica 55"/>
+                        <w:color w:val="A6A6A6" w:themeColor="background1" w:themeShade="A6"/>
+                        <w:sz w:val="14"/>
+                        <w:szCs w:val="14"/>
+                      </w:rPr>
+                      <w:t>Unternehmen</w:t>
+                    </w:r>
+                    <w:proofErr w:type="spellEnd"/>
+                    <w:r>
+                      <w:rPr>
+                        <w:rFonts w:ascii="Helvetica 55" w:hAnsi="Helvetica 55"/>
+                        <w:color w:val="A6A6A6" w:themeColor="background1" w:themeShade="A6"/>
+                        <w:sz w:val="14"/>
+                        <w:szCs w:val="14"/>
+                      </w:rPr>
+                      <w:t xml:space="preserve"> für Deutschland </w:t>
+                    </w:r>
+                    <w:proofErr w:type="spellStart"/>
+                    <w:r>
+                      <w:rPr>
+                        <w:rFonts w:ascii="Helvetica 55" w:hAnsi="Helvetica 55"/>
+                        <w:color w:val="A6A6A6" w:themeColor="background1" w:themeShade="A6"/>
+                        <w:sz w:val="14"/>
+                        <w:szCs w:val="14"/>
+                      </w:rPr>
+                      <w:t>e.V.</w:t>
+                    </w:r>
+                    <w:proofErr w:type="spellEnd"/>
                   </w:p>
                   <w:p>
                     <w:pPr>
@@ -531,7 +1442,7 @@
           <wp:extent cx="147350" cy="654683"/>
           <wp:effectExtent l="0" t="0" r="5080" b="0"/>
           <wp:wrapNone/>
-          <wp:docPr id="8" name="Grafik 31"/>
+          <wp:docPr id="2117026255" name="Grafik 2117026255"/>
           <wp:cNvGraphicFramePr>
             <a:graphicFrameLocks xmlns:a="http://schemas.openxmlformats.org/drawingml/2006/main" noChangeAspect="1"/>
           </wp:cNvGraphicFramePr>
@@ -579,7 +1490,7 @@
       <mc:AlternateContent>
         <mc:Choice Requires="wps">
           <w:drawing>
-            <wp:anchor distT="0" distB="0" distL="114300" distR="114300" simplePos="0" relativeHeight="503311616" behindDoc="0" locked="0" layoutInCell="1" allowOverlap="1" wp14:anchorId="713F6339" wp14:editId="2751907F">
+            <wp:anchor distT="0" distB="0" distL="114300" distR="114300" simplePos="0" relativeHeight="503311616" behindDoc="0" locked="0" layoutInCell="1" allowOverlap="1" wp14:anchorId="713F6339" wp14:editId="02C09EAF">
               <wp:simplePos x="0" y="0"/>
               <wp:positionH relativeFrom="page">
                 <wp:posOffset>962025</wp:posOffset>
@@ -636,139 +1547,9 @@
         </mc:Choice>
         <mc:Fallback>
           <w:pict>
-            <v:line w14:anchorId="14AFFFF5" id="Gerade Verbindung 7" o:spid="_x0000_s1026" style="position:absolute;z-index:503311616;visibility:visible;mso-wrap-style:square;mso-width-percent:0;mso-wrap-distance-left:9pt;mso-wrap-distance-top:0;mso-wrap-distance-right:9pt;mso-wrap-distance-bottom:0;mso-position-horizontal:absolute;mso-position-horizontal-relative:page;mso-position-vertical:absolute;mso-position-vertical-relative:text;mso-width-percent:0;mso-width-relative:margin" from="75.75pt,-9.45pt" to="517.1pt,-9.45pt" o:gfxdata="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" strokecolor="#f5a700" strokeweight="2.5pt">
+            <v:line w14:anchorId="48749244" id="Gerade Verbindung 7" o:spid="_x0000_s1026" style="position:absolute;z-index:503311616;visibility:visible;mso-wrap-style:square;mso-width-percent:0;mso-wrap-distance-left:9pt;mso-wrap-distance-top:0;mso-wrap-distance-right:9pt;mso-wrap-distance-bottom:0;mso-position-horizontal:absolute;mso-position-horizontal-relative:page;mso-position-vertical:absolute;mso-position-vertical-relative:text;mso-width-percent:0;mso-width-relative:margin" from="75.75pt,-9.45pt" to="517.1pt,-9.45pt" o:gfxdata="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" strokecolor="#f5a700" strokeweight="2.5pt">
               <w10:wrap anchorx="page"/>
             </v:line>
-          </w:pict>
-        </mc:Fallback>
-      </mc:AlternateContent>
-    </w:r>
-    <w:r>
-      <w:rPr>
-        <w:noProof/>
-      </w:rPr>
-      <mc:AlternateContent>
-        <mc:Choice Requires="wps">
-          <w:drawing>
-            <wp:anchor distT="0" distB="0" distL="114300" distR="114300" simplePos="0" relativeHeight="503303400" behindDoc="1" locked="0" layoutInCell="1" allowOverlap="1" wp14:anchorId="04D0E7A4" wp14:editId="5277EDB4">
-              <wp:simplePos x="0" y="0"/>
-              <wp:positionH relativeFrom="page">
-                <wp:posOffset>970280</wp:posOffset>
-              </wp:positionH>
-              <wp:positionV relativeFrom="page">
-                <wp:posOffset>10371455</wp:posOffset>
-              </wp:positionV>
-              <wp:extent cx="3682365" cy="153670"/>
-              <wp:effectExtent l="0" t="0" r="0" b="0"/>
-              <wp:wrapNone/>
-              <wp:docPr id="21" name="Text Box 2"/>
-              <wp:cNvGraphicFramePr>
-                <a:graphicFrameLocks xmlns:a="http://schemas.openxmlformats.org/drawingml/2006/main"/>
-              </wp:cNvGraphicFramePr>
-              <a:graphic xmlns:a="http://schemas.openxmlformats.org/drawingml/2006/main">
-                <a:graphicData uri="http://schemas.microsoft.com/office/word/2010/wordprocessingShape">
-                  <wps:wsp>
-                    <wps:cNvSpPr txBox="1">
-                      <a:spLocks noChangeArrowheads="1"/>
-                    </wps:cNvSpPr>
-                    <wps:spPr bwMode="auto">
-                      <a:xfrm>
-                        <a:off x="0" y="0"/>
-                        <a:ext cx="3682365" cy="153670"/>
-                      </a:xfrm>
-                      <a:prstGeom prst="rect">
-                        <a:avLst/>
-                      </a:prstGeom>
-                      <a:noFill/>
-                      <a:ln>
-                        <a:noFill/>
-                      </a:ln>
-                      <a:extLst>
-                        <a:ext uri="{909E8E84-426E-40DD-AFC4-6F175D3DCCD1}">
-                          <a14:hiddenFill xmlns:a14="http://schemas.microsoft.com/office/drawing/2010/main">
-                            <a:solidFill>
-                              <a:srgbClr val="FFFFFF"/>
-                            </a:solidFill>
-                          </a14:hiddenFill>
-                        </a:ext>
-                        <a:ext uri="{91240B29-F687-4F45-9708-019B960494DF}">
-                          <a14:hiddenLine xmlns:a14="http://schemas.microsoft.com/office/drawing/2010/main" w="9525">
-                            <a:solidFill>
-                              <a:srgbClr val="000000"/>
-                            </a:solidFill>
-                            <a:miter lim="800000"/>
-                            <a:headEnd/>
-                            <a:tailEnd/>
-                          </a14:hiddenLine>
-                        </a:ext>
-                      </a:extLst>
-                    </wps:spPr>
-                    <wps:txbx>
-                      <w:txbxContent>
-                        <w:p>
-                          <w:pPr>
-                            <w:spacing w:before="14"/>
-                            <w:ind w:left="20"/>
-                            <w:rPr>
-                              <w:sz w:val="18"/>
-                              <w:lang w:val="de-DE"/>
-                            </w:rPr>
-                          </w:pPr>
-                          <w:r>
-                            <w:rPr>
-                              <w:sz w:val="18"/>
-                              <w:lang w:val="de-DE"/>
-                            </w:rPr>
-                            <w:t>Modul KI-B4 – Von Daten und Bäumen   zuletzt aktualisiert am 25.06.21</w:t>
-                          </w:r>
-                        </w:p>
-                      </w:txbxContent>
-                    </wps:txbx>
-                    <wps:bodyPr rot="0" vert="horz" wrap="square" lIns="0" tIns="0" rIns="0" bIns="0" anchor="t" anchorCtr="0" upright="1">
-                      <a:noAutofit/>
-                    </wps:bodyPr>
-                  </wps:wsp>
-                </a:graphicData>
-              </a:graphic>
-              <wp14:sizeRelH relativeFrom="page">
-                <wp14:pctWidth>0</wp14:pctWidth>
-              </wp14:sizeRelH>
-              <wp14:sizeRelV relativeFrom="page">
-                <wp14:pctHeight>0</wp14:pctHeight>
-              </wp14:sizeRelV>
-            </wp:anchor>
-          </w:drawing>
-        </mc:Choice>
-        <mc:Fallback>
-          <w:pict>
-            <v:shapetype w14:anchorId="04D0E7A4" id="_x0000_t202" coordsize="21600,21600" o:spt="202" path="m,l,21600r21600,l21600,xe">
-              <v:stroke joinstyle="miter"/>
-              <v:path gradientshapeok="t" o:connecttype="rect"/>
-            </v:shapetype>
-            <v:shape id="Text Box 2" o:spid="_x0000_s1029" type="#_x0000_t202" style="position:absolute;margin-left:76.4pt;margin-top:816.65pt;width:289.95pt;height:12.1pt;z-index:-13080;visibility:visible;mso-wrap-style:square;mso-width-percent:0;mso-height-percent:0;mso-wrap-distance-left:9pt;mso-wrap-distance-top:0;mso-wrap-distance-right:9pt;mso-wrap-distance-bottom:0;mso-position-horizontal:absolute;mso-position-horizontal-relative:page;mso-position-vertical:absolute;mso-position-vertical-relative:page;mso-width-percent:0;mso-height-percent:0;mso-width-relative:page;mso-height-relative:page;v-text-anchor:top" o:gfxdata="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" filled="f" stroked="f">
-              <v:textbox inset="0,0,0,0">
-                <w:txbxContent>
-                  <w:p>
-                    <w:pPr>
-                      <w:spacing w:before="14"/>
-                      <w:ind w:left="20"/>
-                      <w:rPr>
-                        <w:sz w:val="18"/>
-                        <w:lang w:val="de-DE"/>
-                      </w:rPr>
-                    </w:pPr>
-                    <w:r>
-                      <w:rPr>
-                        <w:sz w:val="18"/>
-                        <w:lang w:val="de-DE"/>
-                      </w:rPr>
-                      <w:t>Modul KI-B4 – Von Daten und Bäumen   zuletzt aktualisiert am 25.06.21</w:t>
-                    </w:r>
-                  </w:p>
-                </w:txbxContent>
-              </v:textbox>
-              <w10:wrap anchorx="page" anchory="page"/>
-            </v:shape>
           </w:pict>
         </mc:Fallback>
       </mc:AlternateContent>
@@ -843,11 +1624,19 @@
                               <w:sz w:val="18"/>
                             </w:rPr>
                           </w:pPr>
+                          <w:proofErr w:type="spellStart"/>
                           <w:r>
                             <w:rPr>
                               <w:sz w:val="18"/>
                             </w:rPr>
-                            <w:t xml:space="preserve">Seite </w:t>
+                            <w:t>Seite</w:t>
+                          </w:r>
+                          <w:proofErr w:type="spellEnd"/>
+                          <w:r>
+                            <w:rPr>
+                              <w:sz w:val="18"/>
+                            </w:rPr>
+                            <w:t xml:space="preserve"> </w:t>
                           </w:r>
                           <w:r>
                             <w:fldChar w:fldCharType="begin"/>
@@ -910,11 +1699,19 @@
                         <w:sz w:val="18"/>
                       </w:rPr>
                     </w:pPr>
+                    <w:proofErr w:type="spellStart"/>
                     <w:r>
                       <w:rPr>
                         <w:sz w:val="18"/>
                       </w:rPr>
-                      <w:t xml:space="preserve">Seite </w:t>
+                      <w:t>Seite</w:t>
+                    </w:r>
+                    <w:proofErr w:type="spellEnd"/>
+                    <w:r>
+                      <w:rPr>
+                        <w:sz w:val="18"/>
+                      </w:rPr>
+                      <w:t xml:space="preserve"> </w:t>
                     </w:r>
                     <w:r>
                       <w:fldChar w:fldCharType="begin"/>
@@ -959,18 +1756,8 @@
 </w:ftr>
 </file>
 
-<file path=word/footer3.xml><?xml version="1.0" encoding="utf-8"?>
-<w:ftr xmlns:wpc="http://schemas.microsoft.com/office/word/2010/wordprocessingCanvas" xmlns:cx="http://schemas.microsoft.com/office/drawing/2014/chartex" xmlns:cx1="http://schemas.microsoft.com/office/drawing/2015/9/8/chartex" xmlns:cx2="http://schemas.microsoft.com/office/drawing/2015/10/21/chartex" xmlns:cx3="http://schemas.microsoft.com/office/drawing/2016/5/9/chartex" xmlns:cx4="http://schemas.microsoft.com/office/drawing/2016/5/10/chartex" xmlns:cx5="http://schemas.microsoft.com/office/drawing/2016/5/11/chartex" xmlns:cx6="http://schemas.microsoft.com/office/drawing/2016/5/12/chartex" xmlns:cx7="http://schemas.microsoft.com/office/drawing/2016/5/13/chartex" xmlns:cx8="http://schemas.microsoft.com/office/drawing/2016/5/14/chartex" xmlns:mc="http://schemas.openxmlformats.org/markup-compatibility/2006" xmlns:aink="http://schemas.microsoft.com/office/drawing/2016/ink" xmlns:am3d="http://schemas.microsoft.com/office/drawing/2017/model3d" xmlns:o="urn:schemas-microsoft-com:office:office" xmlns:r="http://schemas.openxmlformats.org/officeDocument/2006/relationships" xmlns:m="http://schemas.openxmlformats.org/officeDocument/2006/math" xmlns:v="urn:schemas-microsoft-com:vml" xmlns:wp14="http://schemas.microsoft.com/office/word/2010/wordprocessingDrawing" xmlns:wp="http://schemas.openxmlformats.org/drawingml/2006/wordprocessingDrawing" xmlns:w10="urn:schemas-microsoft-com:office:word" xmlns:w="http://schemas.openxmlformats.org/wordprocessingml/2006/main" xmlns:w14="http://schemas.microsoft.com/office/word/2010/wordml" xmlns:w15="http://schemas.microsoft.com/office/word/2012/wordml" xmlns:w16cex="http://schemas.microsoft.com/office/word/2018/wordml/cex" xmlns:w16cid="http://schemas.microsoft.com/office/word/2016/wordml/cid" xmlns:w16="http://schemas.microsoft.com/office/word/2018/wordml" xmlns:w16sdtdh="http://schemas.microsoft.com/office/word/2020/wordml/sdtdatahash" xmlns:w16se="http://schemas.microsoft.com/office/word/2015/wordml/symex" xmlns:wpg="http://schemas.microsoft.com/office/word/2010/wordprocessingGroup" xmlns:wpi="http://schemas.microsoft.com/office/word/2010/wordprocessingInk" xmlns:wne="http://schemas.microsoft.com/office/word/2006/wordml" xmlns:wps="http://schemas.microsoft.com/office/word/2010/wordprocessingShape" mc:Ignorable="w14 w15 w16se w16cid w16 w16cex w16sdtdh wp14">
-  <w:p>
-    <w:pPr>
-      <w:pStyle w:val="Fuzeile"/>
-    </w:pPr>
-  </w:p>
-</w:ftr>
-</file>
-
 <file path=word/footnotes.xml><?xml version="1.0" encoding="utf-8"?>
-<w:footnotes xmlns:wpc="http://schemas.microsoft.com/office/word/2010/wordprocessingCanvas" xmlns:cx="http://schemas.microsoft.com/office/drawing/2014/chartex" xmlns:cx1="http://schemas.microsoft.com/office/drawing/2015/9/8/chartex" xmlns:cx2="http://schemas.microsoft.com/office/drawing/2015/10/21/chartex" xmlns:cx3="http://schemas.microsoft.com/office/drawing/2016/5/9/chartex" xmlns:cx4="http://schemas.microsoft.com/office/drawing/2016/5/10/chartex" xmlns:cx5="http://schemas.microsoft.com/office/drawing/2016/5/11/chartex" xmlns:cx6="http://schemas.microsoft.com/office/drawing/2016/5/12/chartex" xmlns:cx7="http://schemas.microsoft.com/office/drawing/2016/5/13/chartex" xmlns:cx8="http://schemas.microsoft.com/office/drawing/2016/5/14/chartex" xmlns:mc="http://schemas.openxmlformats.org/markup-compatibility/2006" xmlns:aink="http://schemas.microsoft.com/office/drawing/2016/ink" xmlns:am3d="http://schemas.microsoft.com/office/drawing/2017/model3d" xmlns:o="urn:schemas-microsoft-com:office:office" xmlns:r="http://schemas.openxmlformats.org/officeDocument/2006/relationships" xmlns:m="http://schemas.openxmlformats.org/officeDocument/2006/math" xmlns:v="urn:schemas-microsoft-com:vml" xmlns:wp14="http://schemas.microsoft.com/office/word/2010/wordprocessingDrawing" xmlns:wp="http://schemas.openxmlformats.org/drawingml/2006/wordprocessingDrawing" xmlns:w10="urn:schemas-microsoft-com:office:word" xmlns:w="http://schemas.openxmlformats.org/wordprocessingml/2006/main" xmlns:w14="http://schemas.microsoft.com/office/word/2010/wordml" xmlns:w15="http://schemas.microsoft.com/office/word/2012/wordml" xmlns:w16cex="http://schemas.microsoft.com/office/word/2018/wordml/cex" xmlns:w16cid="http://schemas.microsoft.com/office/word/2016/wordml/cid" xmlns:w16="http://schemas.microsoft.com/office/word/2018/wordml" xmlns:w16sdtdh="http://schemas.microsoft.com/office/word/2020/wordml/sdtdatahash" xmlns:w16se="http://schemas.microsoft.com/office/word/2015/wordml/symex" xmlns:wpg="http://schemas.microsoft.com/office/word/2010/wordprocessingGroup" xmlns:wpi="http://schemas.microsoft.com/office/word/2010/wordprocessingInk" xmlns:wne="http://schemas.microsoft.com/office/word/2006/wordml" xmlns:wps="http://schemas.microsoft.com/office/word/2010/wordprocessingShape" mc:Ignorable="w14 w15 w16se w16cid w16 w16cex w16sdtdh wp14">
+<w:footnotes xmlns:wpc="http://schemas.microsoft.com/office/word/2010/wordprocessingCanvas" xmlns:cx="http://schemas.microsoft.com/office/drawing/2014/chartex" xmlns:cx1="http://schemas.microsoft.com/office/drawing/2015/9/8/chartex" xmlns:cx2="http://schemas.microsoft.com/office/drawing/2015/10/21/chartex" xmlns:cx3="http://schemas.microsoft.com/office/drawing/2016/5/9/chartex" xmlns:cx4="http://schemas.microsoft.com/office/drawing/2016/5/10/chartex" xmlns:cx5="http://schemas.microsoft.com/office/drawing/2016/5/11/chartex" xmlns:cx6="http://schemas.microsoft.com/office/drawing/2016/5/12/chartex" xmlns:cx7="http://schemas.microsoft.com/office/drawing/2016/5/13/chartex" xmlns:cx8="http://schemas.microsoft.com/office/drawing/2016/5/14/chartex" xmlns:mc="http://schemas.openxmlformats.org/markup-compatibility/2006" xmlns:aink="http://schemas.microsoft.com/office/drawing/2016/ink" xmlns:am3d="http://schemas.microsoft.com/office/drawing/2017/model3d" xmlns:o="urn:schemas-microsoft-com:office:office" xmlns:oel="http://schemas.microsoft.com/office/2019/extlst" xmlns:r="http://schemas.openxmlformats.org/officeDocument/2006/relationships" xmlns:m="http://schemas.openxmlformats.org/officeDocument/2006/math" xmlns:v="urn:schemas-microsoft-com:vml" xmlns:wp14="http://schemas.microsoft.com/office/word/2010/wordprocessingDrawing" xmlns:wp="http://schemas.openxmlformats.org/drawingml/2006/wordprocessingDrawing" xmlns:w10="urn:schemas-microsoft-com:office:word" xmlns:w="http://schemas.openxmlformats.org/wordprocessingml/2006/main" xmlns:w14="http://schemas.microsoft.com/office/word/2010/wordml" xmlns:w15="http://schemas.microsoft.com/office/word/2012/wordml" xmlns:w16cex="http://schemas.microsoft.com/office/word/2018/wordml/cex" xmlns:w16cid="http://schemas.microsoft.com/office/word/2016/wordml/cid" xmlns:w16="http://schemas.microsoft.com/office/word/2018/wordml" xmlns:w16sdtdh="http://schemas.microsoft.com/office/word/2020/wordml/sdtdatahash" xmlns:w16se="http://schemas.microsoft.com/office/word/2015/wordml/symex" xmlns:wpg="http://schemas.microsoft.com/office/word/2010/wordprocessingGroup" xmlns:wpi="http://schemas.microsoft.com/office/word/2010/wordprocessingInk" xmlns:wne="http://schemas.microsoft.com/office/word/2006/wordml" xmlns:wps="http://schemas.microsoft.com/office/word/2010/wordprocessingShape" mc:Ignorable="w14 w15 w16se w16cid w16 w16cex w16sdtdh wp14">
   <w:footnote w:type="separator" w:id="-1">
     <w:p>
       <w:r>
@@ -989,17 +1776,7 @@
 </file>
 
 <file path=word/header1.xml><?xml version="1.0" encoding="utf-8"?>
-<w:hdr xmlns:wpc="http://schemas.microsoft.com/office/word/2010/wordprocessingCanvas" xmlns:cx="http://schemas.microsoft.com/office/drawing/2014/chartex" xmlns:cx1="http://schemas.microsoft.com/office/drawing/2015/9/8/chartex" xmlns:cx2="http://schemas.microsoft.com/office/drawing/2015/10/21/chartex" xmlns:cx3="http://schemas.microsoft.com/office/drawing/2016/5/9/chartex" xmlns:cx4="http://schemas.microsoft.com/office/drawing/2016/5/10/chartex" xmlns:cx5="http://schemas.microsoft.com/office/drawing/2016/5/11/chartex" xmlns:cx6="http://schemas.microsoft.com/office/drawing/2016/5/12/chartex" xmlns:cx7="http://schemas.microsoft.com/office/drawing/2016/5/13/chartex" xmlns:cx8="http://schemas.microsoft.com/office/drawing/2016/5/14/chartex" xmlns:mc="http://schemas.openxmlformats.org/markup-compatibility/2006" xmlns:aink="http://schemas.microsoft.com/office/drawing/2016/ink" xmlns:am3d="http://schemas.microsoft.com/office/drawing/2017/model3d" xmlns:o="urn:schemas-microsoft-com:office:office" xmlns:r="http://schemas.openxmlformats.org/officeDocument/2006/relationships" xmlns:m="http://schemas.openxmlformats.org/officeDocument/2006/math" xmlns:v="urn:schemas-microsoft-com:vml" xmlns:wp14="http://schemas.microsoft.com/office/word/2010/wordprocessingDrawing" xmlns:wp="http://schemas.openxmlformats.org/drawingml/2006/wordprocessingDrawing" xmlns:w10="urn:schemas-microsoft-com:office:word" xmlns:w="http://schemas.openxmlformats.org/wordprocessingml/2006/main" xmlns:w14="http://schemas.microsoft.com/office/word/2010/wordml" xmlns:w15="http://schemas.microsoft.com/office/word/2012/wordml" xmlns:w16cex="http://schemas.microsoft.com/office/word/2018/wordml/cex" xmlns:w16cid="http://schemas.microsoft.com/office/word/2016/wordml/cid" xmlns:w16="http://schemas.microsoft.com/office/word/2018/wordml" xmlns:w16sdtdh="http://schemas.microsoft.com/office/word/2020/wordml/sdtdatahash" xmlns:w16se="http://schemas.microsoft.com/office/word/2015/wordml/symex" xmlns:wpg="http://schemas.microsoft.com/office/word/2010/wordprocessingGroup" xmlns:wpi="http://schemas.microsoft.com/office/word/2010/wordprocessingInk" xmlns:wne="http://schemas.microsoft.com/office/word/2006/wordml" xmlns:wps="http://schemas.microsoft.com/office/word/2010/wordprocessingShape" mc:Ignorable="w14 w15 w16se w16cid w16 w16cex w16sdtdh wp14">
-  <w:p>
-    <w:pPr>
-      <w:pStyle w:val="Kopfzeile"/>
-    </w:pPr>
-  </w:p>
-</w:hdr>
-</file>
-
-<file path=word/header2.xml><?xml version="1.0" encoding="utf-8"?>
-<w:hdr xmlns:wpc="http://schemas.microsoft.com/office/word/2010/wordprocessingCanvas" xmlns:cx="http://schemas.microsoft.com/office/drawing/2014/chartex" xmlns:cx1="http://schemas.microsoft.com/office/drawing/2015/9/8/chartex" xmlns:cx2="http://schemas.microsoft.com/office/drawing/2015/10/21/chartex" xmlns:cx3="http://schemas.microsoft.com/office/drawing/2016/5/9/chartex" xmlns:cx4="http://schemas.microsoft.com/office/drawing/2016/5/10/chartex" xmlns:cx5="http://schemas.microsoft.com/office/drawing/2016/5/11/chartex" xmlns:cx6="http://schemas.microsoft.com/office/drawing/2016/5/12/chartex" xmlns:cx7="http://schemas.microsoft.com/office/drawing/2016/5/13/chartex" xmlns:cx8="http://schemas.microsoft.com/office/drawing/2016/5/14/chartex" xmlns:mc="http://schemas.openxmlformats.org/markup-compatibility/2006" xmlns:aink="http://schemas.microsoft.com/office/drawing/2016/ink" xmlns:am3d="http://schemas.microsoft.com/office/drawing/2017/model3d" xmlns:o="urn:schemas-microsoft-com:office:office" xmlns:r="http://schemas.openxmlformats.org/officeDocument/2006/relationships" xmlns:m="http://schemas.openxmlformats.org/officeDocument/2006/math" xmlns:v="urn:schemas-microsoft-com:vml" xmlns:wp14="http://schemas.microsoft.com/office/word/2010/wordprocessingDrawing" xmlns:wp="http://schemas.openxmlformats.org/drawingml/2006/wordprocessingDrawing" xmlns:w10="urn:schemas-microsoft-com:office:word" xmlns:w="http://schemas.openxmlformats.org/wordprocessingml/2006/main" xmlns:w14="http://schemas.microsoft.com/office/word/2010/wordml" xmlns:w15="http://schemas.microsoft.com/office/word/2012/wordml" xmlns:w16cex="http://schemas.microsoft.com/office/word/2018/wordml/cex" xmlns:w16cid="http://schemas.microsoft.com/office/word/2016/wordml/cid" xmlns:w16="http://schemas.microsoft.com/office/word/2018/wordml" xmlns:w16sdtdh="http://schemas.microsoft.com/office/word/2020/wordml/sdtdatahash" xmlns:w16se="http://schemas.microsoft.com/office/word/2015/wordml/symex" xmlns:wpg="http://schemas.microsoft.com/office/word/2010/wordprocessingGroup" xmlns:wpi="http://schemas.microsoft.com/office/word/2010/wordprocessingInk" xmlns:wne="http://schemas.microsoft.com/office/word/2006/wordml" xmlns:wps="http://schemas.microsoft.com/office/word/2010/wordprocessingShape" mc:Ignorable="w14 w15 w16se w16cid w16 w16cex w16sdtdh wp14">
+<w:hdr xmlns:wpc="http://schemas.microsoft.com/office/word/2010/wordprocessingCanvas" xmlns:cx="http://schemas.microsoft.com/office/drawing/2014/chartex" xmlns:cx1="http://schemas.microsoft.com/office/drawing/2015/9/8/chartex" xmlns:cx2="http://schemas.microsoft.com/office/drawing/2015/10/21/chartex" xmlns:cx3="http://schemas.microsoft.com/office/drawing/2016/5/9/chartex" xmlns:cx4="http://schemas.microsoft.com/office/drawing/2016/5/10/chartex" xmlns:cx5="http://schemas.microsoft.com/office/drawing/2016/5/11/chartex" xmlns:cx6="http://schemas.microsoft.com/office/drawing/2016/5/12/chartex" xmlns:cx7="http://schemas.microsoft.com/office/drawing/2016/5/13/chartex" xmlns:cx8="http://schemas.microsoft.com/office/drawing/2016/5/14/chartex" xmlns:mc="http://schemas.openxmlformats.org/markup-compatibility/2006" xmlns:aink="http://schemas.microsoft.com/office/drawing/2016/ink" xmlns:am3d="http://schemas.microsoft.com/office/drawing/2017/model3d" xmlns:o="urn:schemas-microsoft-com:office:office" xmlns:oel="http://schemas.microsoft.com/office/2019/extlst" xmlns:r="http://schemas.openxmlformats.org/officeDocument/2006/relationships" xmlns:m="http://schemas.openxmlformats.org/officeDocument/2006/math" xmlns:v="urn:schemas-microsoft-com:vml" xmlns:wp14="http://schemas.microsoft.com/office/word/2010/wordprocessingDrawing" xmlns:wp="http://schemas.openxmlformats.org/drawingml/2006/wordprocessingDrawing" xmlns:w10="urn:schemas-microsoft-com:office:word" xmlns:w="http://schemas.openxmlformats.org/wordprocessingml/2006/main" xmlns:w14="http://schemas.microsoft.com/office/word/2010/wordml" xmlns:w15="http://schemas.microsoft.com/office/word/2012/wordml" xmlns:w16cex="http://schemas.microsoft.com/office/word/2018/wordml/cex" xmlns:w16cid="http://schemas.microsoft.com/office/word/2016/wordml/cid" xmlns:w16="http://schemas.microsoft.com/office/word/2018/wordml" xmlns:w16sdtdh="http://schemas.microsoft.com/office/word/2020/wordml/sdtdatahash" xmlns:w16se="http://schemas.microsoft.com/office/word/2015/wordml/symex" xmlns:wpg="http://schemas.microsoft.com/office/word/2010/wordprocessingGroup" xmlns:wpi="http://schemas.microsoft.com/office/word/2010/wordprocessingInk" xmlns:wne="http://schemas.microsoft.com/office/word/2006/wordml" xmlns:wps="http://schemas.microsoft.com/office/word/2010/wordprocessingShape" mc:Ignorable="w14 w15 w16se w16cid w16 w16cex w16sdtdh wp14">
   <w:p>
     <w:pPr>
       <w:pStyle w:val="Textkrper"/>
@@ -1071,13 +1848,23 @@
                           <w:pPr>
                             <w:jc w:val="center"/>
                           </w:pPr>
+                          <w:proofErr w:type="spellStart"/>
                           <w:r>
                             <w:rPr>
                               <w:b/>
                               <w:color w:val="FFFFFF" w:themeColor="background1"/>
                               <w:sz w:val="32"/>
                             </w:rPr>
-                            <w:t xml:space="preserve">Arbeitsmaterial </w:t>
+                            <w:t>Arbeitsmaterial</w:t>
+                          </w:r>
+                          <w:proofErr w:type="spellEnd"/>
+                          <w:r>
+                            <w:rPr>
+                              <w:b/>
+                              <w:color w:val="FFFFFF" w:themeColor="background1"/>
+                              <w:sz w:val="32"/>
+                            </w:rPr>
+                            <w:t xml:space="preserve"> </w:t>
                           </w:r>
                           <w:r>
                             <w:rPr>
@@ -1133,13 +1920,23 @@
                     <w:pPr>
                       <w:jc w:val="center"/>
                     </w:pPr>
+                    <w:proofErr w:type="spellStart"/>
                     <w:r>
                       <w:rPr>
                         <w:b/>
                         <w:color w:val="FFFFFF" w:themeColor="background1"/>
                         <w:sz w:val="32"/>
                       </w:rPr>
-                      <w:t xml:space="preserve">Arbeitsmaterial </w:t>
+                      <w:t>Arbeitsmaterial</w:t>
+                    </w:r>
+                    <w:proofErr w:type="spellEnd"/>
+                    <w:r>
+                      <w:rPr>
+                        <w:b/>
+                        <w:color w:val="FFFFFF" w:themeColor="background1"/>
+                        <w:sz w:val="32"/>
+                      </w:rPr>
+                      <w:t xml:space="preserve"> </w:t>
                     </w:r>
                     <w:r>
                       <w:rPr>
@@ -1177,18 +1974,8 @@
 </w:hdr>
 </file>
 
-<file path=word/header3.xml><?xml version="1.0" encoding="utf-8"?>
-<w:hdr xmlns:wpc="http://schemas.microsoft.com/office/word/2010/wordprocessingCanvas" xmlns:cx="http://schemas.microsoft.com/office/drawing/2014/chartex" xmlns:cx1="http://schemas.microsoft.com/office/drawing/2015/9/8/chartex" xmlns:cx2="http://schemas.microsoft.com/office/drawing/2015/10/21/chartex" xmlns:cx3="http://schemas.microsoft.com/office/drawing/2016/5/9/chartex" xmlns:cx4="http://schemas.microsoft.com/office/drawing/2016/5/10/chartex" xmlns:cx5="http://schemas.microsoft.com/office/drawing/2016/5/11/chartex" xmlns:cx6="http://schemas.microsoft.com/office/drawing/2016/5/12/chartex" xmlns:cx7="http://schemas.microsoft.com/office/drawing/2016/5/13/chartex" xmlns:cx8="http://schemas.microsoft.com/office/drawing/2016/5/14/chartex" xmlns:mc="http://schemas.openxmlformats.org/markup-compatibility/2006" xmlns:aink="http://schemas.microsoft.com/office/drawing/2016/ink" xmlns:am3d="http://schemas.microsoft.com/office/drawing/2017/model3d" xmlns:o="urn:schemas-microsoft-com:office:office" xmlns:r="http://schemas.openxmlformats.org/officeDocument/2006/relationships" xmlns:m="http://schemas.openxmlformats.org/officeDocument/2006/math" xmlns:v="urn:schemas-microsoft-com:vml" xmlns:wp14="http://schemas.microsoft.com/office/word/2010/wordprocessingDrawing" xmlns:wp="http://schemas.openxmlformats.org/drawingml/2006/wordprocessingDrawing" xmlns:w10="urn:schemas-microsoft-com:office:word" xmlns:w="http://schemas.openxmlformats.org/wordprocessingml/2006/main" xmlns:w14="http://schemas.microsoft.com/office/word/2010/wordml" xmlns:w15="http://schemas.microsoft.com/office/word/2012/wordml" xmlns:w16cex="http://schemas.microsoft.com/office/word/2018/wordml/cex" xmlns:w16cid="http://schemas.microsoft.com/office/word/2016/wordml/cid" xmlns:w16="http://schemas.microsoft.com/office/word/2018/wordml" xmlns:w16sdtdh="http://schemas.microsoft.com/office/word/2020/wordml/sdtdatahash" xmlns:w16se="http://schemas.microsoft.com/office/word/2015/wordml/symex" xmlns:wpg="http://schemas.microsoft.com/office/word/2010/wordprocessingGroup" xmlns:wpi="http://schemas.microsoft.com/office/word/2010/wordprocessingInk" xmlns:wne="http://schemas.microsoft.com/office/word/2006/wordml" xmlns:wps="http://schemas.microsoft.com/office/word/2010/wordprocessingShape" mc:Ignorable="w14 w15 w16se w16cid w16 w16cex w16sdtdh wp14">
-  <w:p>
-    <w:pPr>
-      <w:pStyle w:val="Kopfzeile"/>
-    </w:pPr>
-  </w:p>
-</w:hdr>
-</file>
-
 <file path=word/numbering.xml><?xml version="1.0" encoding="utf-8"?>
-<w:numbering xmlns:wpc="http://schemas.microsoft.com/office/word/2010/wordprocessingCanvas" xmlns:cx="http://schemas.microsoft.com/office/drawing/2014/chartex" xmlns:cx1="http://schemas.microsoft.com/office/drawing/2015/9/8/chartex" xmlns:cx2="http://schemas.microsoft.com/office/drawing/2015/10/21/chartex" xmlns:cx3="http://schemas.microsoft.com/office/drawing/2016/5/9/chartex" xmlns:cx4="http://schemas.microsoft.com/office/drawing/2016/5/10/chartex" xmlns:cx5="http://schemas.microsoft.com/office/drawing/2016/5/11/chartex" xmlns:cx6="http://schemas.microsoft.com/office/drawing/2016/5/12/chartex" xmlns:cx7="http://schemas.microsoft.com/office/drawing/2016/5/13/chartex" xmlns:cx8="http://schemas.microsoft.com/office/drawing/2016/5/14/chartex" xmlns:mc="http://schemas.openxmlformats.org/markup-compatibility/2006" xmlns:aink="http://schemas.microsoft.com/office/drawing/2016/ink" xmlns:am3d="http://schemas.microsoft.com/office/drawing/2017/model3d" xmlns:o="urn:schemas-microsoft-com:office:office" xmlns:r="http://schemas.openxmlformats.org/officeDocument/2006/relationships" xmlns:m="http://schemas.openxmlformats.org/officeDocument/2006/math" xmlns:v="urn:schemas-microsoft-com:vml" xmlns:wp14="http://schemas.microsoft.com/office/word/2010/wordprocessingDrawing" xmlns:wp="http://schemas.openxmlformats.org/drawingml/2006/wordprocessingDrawing" xmlns:w10="urn:schemas-microsoft-com:office:word" xmlns:w="http://schemas.openxmlformats.org/wordprocessingml/2006/main" xmlns:w14="http://schemas.microsoft.com/office/word/2010/wordml" xmlns:w15="http://schemas.microsoft.com/office/word/2012/wordml" xmlns:w16cex="http://schemas.microsoft.com/office/word/2018/wordml/cex" xmlns:w16cid="http://schemas.microsoft.com/office/word/2016/wordml/cid" xmlns:w16="http://schemas.microsoft.com/office/word/2018/wordml" xmlns:w16sdtdh="http://schemas.microsoft.com/office/word/2020/wordml/sdtdatahash" xmlns:w16se="http://schemas.microsoft.com/office/word/2015/wordml/symex" xmlns:wpg="http://schemas.microsoft.com/office/word/2010/wordprocessingGroup" xmlns:wpi="http://schemas.microsoft.com/office/word/2010/wordprocessingInk" xmlns:wne="http://schemas.microsoft.com/office/word/2006/wordml" xmlns:wps="http://schemas.microsoft.com/office/word/2010/wordprocessingShape" mc:Ignorable="w14 w15 w16se w16cid w16 w16cex w16sdtdh wp14">
+<w:numbering xmlns:wpc="http://schemas.microsoft.com/office/word/2010/wordprocessingCanvas" xmlns:cx="http://schemas.microsoft.com/office/drawing/2014/chartex" xmlns:cx1="http://schemas.microsoft.com/office/drawing/2015/9/8/chartex" xmlns:cx2="http://schemas.microsoft.com/office/drawing/2015/10/21/chartex" xmlns:cx3="http://schemas.microsoft.com/office/drawing/2016/5/9/chartex" xmlns:cx4="http://schemas.microsoft.com/office/drawing/2016/5/10/chartex" xmlns:cx5="http://schemas.microsoft.com/office/drawing/2016/5/11/chartex" xmlns:cx6="http://schemas.microsoft.com/office/drawing/2016/5/12/chartex" xmlns:cx7="http://schemas.microsoft.com/office/drawing/2016/5/13/chartex" xmlns:cx8="http://schemas.microsoft.com/office/drawing/2016/5/14/chartex" xmlns:mc="http://schemas.openxmlformats.org/markup-compatibility/2006" xmlns:aink="http://schemas.microsoft.com/office/drawing/2016/ink" xmlns:am3d="http://schemas.microsoft.com/office/drawing/2017/model3d" xmlns:o="urn:schemas-microsoft-com:office:office" xmlns:oel="http://schemas.microsoft.com/office/2019/extlst" xmlns:r="http://schemas.openxmlformats.org/officeDocument/2006/relationships" xmlns:m="http://schemas.openxmlformats.org/officeDocument/2006/math" xmlns:v="urn:schemas-microsoft-com:vml" xmlns:wp14="http://schemas.microsoft.com/office/word/2010/wordprocessingDrawing" xmlns:wp="http://schemas.openxmlformats.org/drawingml/2006/wordprocessingDrawing" xmlns:w10="urn:schemas-microsoft-com:office:word" xmlns:w="http://schemas.openxmlformats.org/wordprocessingml/2006/main" xmlns:w14="http://schemas.microsoft.com/office/word/2010/wordml" xmlns:w15="http://schemas.microsoft.com/office/word/2012/wordml" xmlns:w16cex="http://schemas.microsoft.com/office/word/2018/wordml/cex" xmlns:w16cid="http://schemas.microsoft.com/office/word/2016/wordml/cid" xmlns:w16="http://schemas.microsoft.com/office/word/2018/wordml" xmlns:w16sdtdh="http://schemas.microsoft.com/office/word/2020/wordml/sdtdatahash" xmlns:w16se="http://schemas.microsoft.com/office/word/2015/wordml/symex" xmlns:wpg="http://schemas.microsoft.com/office/word/2010/wordprocessingGroup" xmlns:wpi="http://schemas.microsoft.com/office/word/2010/wordprocessingInk" xmlns:wne="http://schemas.microsoft.com/office/word/2006/wordml" xmlns:wps="http://schemas.microsoft.com/office/word/2010/wordprocessingShape" mc:Ignorable="w14 w15 w16se w16cid w16 w16cex w16sdtdh wp14">
   <w:abstractNum w:abstractNumId="0" w15:restartNumberingAfterBreak="0">
     <w:nsid w:val="12CA7B74"/>
     <w:multiLevelType w:val="hybridMultilevel"/>
@@ -1672,19 +2459,19 @@
       </w:pPr>
     </w:lvl>
   </w:abstractNum>
-  <w:num w:numId="1">
+  <w:num w:numId="1" w16cid:durableId="1968269639">
     <w:abstractNumId w:val="1"/>
   </w:num>
-  <w:num w:numId="2">
+  <w:num w:numId="2" w16cid:durableId="1061560163">
     <w:abstractNumId w:val="0"/>
   </w:num>
-  <w:num w:numId="3">
+  <w:num w:numId="3" w16cid:durableId="1849129465">
     <w:abstractNumId w:val="3"/>
   </w:num>
-  <w:num w:numId="4">
+  <w:num w:numId="4" w16cid:durableId="1919366711">
     <w:abstractNumId w:val="2"/>
   </w:num>
-  <w:num w:numId="5">
+  <w:num w:numId="5" w16cid:durableId="645940602">
     <w:abstractNumId w:val="4"/>
   </w:num>
 </w:numbering>
@@ -2242,6 +3029,21 @@
       <w:rFonts w:ascii="Arial" w:eastAsia="Arial" w:hAnsi="Arial" w:cs="Arial"/>
     </w:rPr>
   </w:style>
+  <w:style w:type="paragraph" w:styleId="berarbeitung">
+    <w:name w:val="Revision"/>
+    <w:hidden/>
+    <w:uiPriority w:val="99"/>
+    <w:semiHidden/>
+    <w:rsid w:val="0051265F"/>
+    <w:pPr>
+      <w:widowControl/>
+      <w:autoSpaceDE/>
+      <w:autoSpaceDN/>
+    </w:pPr>
+    <w:rPr>
+      <w:rFonts w:ascii="Arial" w:eastAsia="Arial" w:hAnsi="Arial" w:cs="Arial"/>
+    </w:rPr>
+  </w:style>
 </w:styles>
 </file>
 
